--- a/business_documents/PECH_SALES_INVOICE.docx
+++ b/business_documents/PECH_SALES_INVOICE.docx
@@ -2,21 +2,108 @@
 <file path=word/document.xml><?xml version="1.0" encoding="utf-8"?>
 <w:document xmlns:w="http://schemas.openxmlformats.org/wordprocessingml/2006/main" xmlns:m="http://schemas.openxmlformats.org/officeDocument/2006/math" xmlns:r="http://schemas.openxmlformats.org/officeDocument/2006/relationships" xmlns:o="urn:schemas-microsoft-com:office:office" xmlns:v="urn:schemas-microsoft-com:vml" xmlns:w10="urn:schemas-microsoft-com:office:word" xmlns:a="http://schemas.openxmlformats.org/drawingml/2006/main" xmlns:pic="http://schemas.openxmlformats.org/drawingml/2006/picture" xmlns:wp="http://schemas.openxmlformats.org/drawingml/2006/wordprocessingDrawing">
   <w:body>
+    <w:p>
+      <w:pPr>
+        <w:pBdr>
+          <w:top w:val="single" w:sz="12" w:space="1" w:color="00BFFF"/>
+          <w:bottom w:val="single" w:sz="36" w:space="0" w:color="F5A623"/>
+        </w:pBdr>
+        <w:spacing w:before="0" w:after="240"/>
+      </w:pPr>
+    </w:p>
+    <w:p>
+      <w:pPr>
+        <w:pBdr>
+          <w:bottom w:val="single" w:sz="6" w:space="1" w:color="00BFFF"/>
+        </w:pBdr>
+        <w:spacing w:before="0" w:after="120"/>
+      </w:pPr>
+    </w:p>
+    <w:p>
+      <w:pPr>
+        <w:jc w:val="center"/>
+        <w:spacing w:before="0" w:after="60"/>
+      </w:pPr>
+      <w:r>
+        <w:rPr>
+          <w:i/>
+          <w:color w:val="E08A00"/>
+          <w:sz w:val="18"/>
+          <w:szCs w:val="18"/>
+        </w:rPr>
+        <w:t>Technology &amp; Infrastructure Enablers for Africa</w:t>
+      </w:r>
+    </w:p>
+    <w:p>
+      <w:pPr>
+        <w:jc w:val="center"/>
+        <w:spacing w:before="200" w:after="40"/>
+      </w:pPr>
+      <w:r>
+        <w:rPr>
+          <w:b/>
+          <w:color w:val="0099CC"/>
+          <w:sz w:val="28"/>
+          <w:szCs w:val="28"/>
+        </w:rPr>
+        <w:t>PECH GROUP HOLDINGS LTD</w:t>
+      </w:r>
+    </w:p>
+    <w:p>
+      <w:pPr>
+        <w:pBdr>
+          <w:top w:val="single" w:sz="36" w:space="0" w:color="F5A623"/>
+          <w:bottom w:val="single" w:sz="12" w:space="1" w:color="00BFFF"/>
+        </w:pBdr>
+        <w:spacing w:after="0"/>
+      </w:pPr>
+    </w:p>
     <w:bookmarkStart w:id="36" w:name="pech-group-holdings-ltd"/>
     <w:p>
       <w:pPr>
         <w:pStyle w:val="Heading1"/>
-      </w:pPr>
-      <w:r>
+        <w:rPr>
+          <w:color w:val="0099CC"/>
+        </w:rPr>
+        <w:pBdr>
+          <w:bottom w:val="single" w:sz="18" w:space="2" w:color="F5A623"/>
+        </w:pBdr>
+      </w:pPr>
+      <w:r>
+        <w:rPr>
+          <w:b/>
+          <w:color w:val="0099CC"/>
+          <w:sz w:val="44"/>
+        </w:rPr>
         <w:t xml:space="preserve">PECH GROUP HOLDINGS LTD</w:t>
       </w:r>
     </w:p>
     <w:bookmarkStart w:id="22" w:name="sales-invoice-tax-invoice"/>
     <w:p>
       <w:pPr>
+        <w:pBdr>
+          <w:top w:val="single" w:sz="18" w:space="1" w:color="F5A623"/>
+          <w:bottom w:val="single" w:sz="6" w:space="1" w:color="0099CC"/>
+        </w:pBdr>
+        <w:spacing w:before="200" w:after="200"/>
+      </w:pPr>
+    </w:p>
+    <w:p>
+      <w:pPr>
         <w:pStyle w:val="Heading2"/>
-      </w:pPr>
-      <w:r>
+        <w:rPr>
+          <w:color w:val="0099CC"/>
+        </w:rPr>
+        <w:pBdr>
+          <w:bottom w:val="single" w:sz="6" w:space="2" w:color="00BFFF"/>
+        </w:pBdr>
+      </w:pPr>
+      <w:r>
+        <w:rPr>
+          <w:b/>
+          <w:color w:val="0099CC"/>
+          <w:sz w:val="32"/>
+        </w:rPr>
         <w:t xml:space="preserve">SALES INVOICE (TAX INVOICE)</w:t>
       </w:r>
     </w:p>
@@ -24,8 +111,16 @@
     <w:p>
       <w:pPr>
         <w:pStyle w:val="Heading3"/>
-      </w:pPr>
-      <w:r>
+        <w:rPr>
+          <w:color w:val="E08A00"/>
+        </w:rPr>
+      </w:pPr>
+      <w:r>
+        <w:rPr>
+          <w:b/>
+          <w:color w:val="E08A00"/>
+          <w:sz w:val="26"/>
+        </w:rPr>
         <w:t xml:space="preserve">CONFIDENTIAL</w:t>
       </w:r>
     </w:p>
@@ -137,9 +232,29 @@
     <w:bookmarkStart w:id="23" w:name="seller-information"/>
     <w:p>
       <w:pPr>
+        <w:pBdr>
+          <w:top w:val="single" w:sz="18" w:space="1" w:color="F5A623"/>
+          <w:bottom w:val="single" w:sz="6" w:space="1" w:color="0099CC"/>
+        </w:pBdr>
+        <w:spacing w:before="200" w:after="200"/>
+      </w:pPr>
+    </w:p>
+    <w:p>
+      <w:pPr>
         <w:pStyle w:val="Heading2"/>
-      </w:pPr>
-      <w:r>
+        <w:rPr>
+          <w:color w:val="0099CC"/>
+        </w:rPr>
+        <w:pBdr>
+          <w:bottom w:val="single" w:sz="6" w:space="2" w:color="00BFFF"/>
+        </w:pBdr>
+      </w:pPr>
+      <w:r>
+        <w:rPr>
+          <w:b/>
+          <w:color w:val="0099CC"/>
+          <w:sz w:val="32"/>
+        </w:rPr>
         <w:t xml:space="preserve">SELLER INFORMATION</w:t>
       </w:r>
     </w:p>
@@ -149,6 +264,14 @@
         <w:tblW w:type="auto" w:w="0"/>
         <w:tblLook w:firstRow="1" w:lastRow="0" w:firstColumn="0" w:lastColumn="0" w:noHBand="0" w:noVBand="0" w:val="0020"/>
         <w:jc w:val="start"/>
+        <w:tblBorders>
+          <w:top w:val="single" w:sz="4" w:space="0" w:color="B0D4E8"/>
+          <w:left w:val="single" w:sz="4" w:space="0" w:color="B0D4E8"/>
+          <w:bottom w:val="single" w:sz="4" w:space="0" w:color="B0D4E8"/>
+          <w:right w:val="single" w:sz="4" w:space="0" w:color="B0D4E8"/>
+          <w:insideH w:val="single" w:sz="4" w:space="0" w:color="B0D4E8"/>
+          <w:insideV w:val="single" w:sz="4" w:space="0" w:color="B0D4E8"/>
+        </w:tblBorders>
       </w:tblPr>
       <w:tblGrid>
         <w:gridCol w:w="3960"/>
@@ -159,25 +282,39 @@
           <w:tblHeader w:val="true"/>
         </w:trPr>
         <w:tc>
-          <w:tcPr/>
-          <w:p>
-            <w:pPr>
-              <w:pStyle w:val="Compact"/>
-              <w:jc w:val="left"/>
-            </w:pPr>
-            <w:r>
+          <w:tcPr>
+            <w:shd w:fill="0099CC" w:val="clear"/>
+          </w:tcPr>
+          <w:p>
+            <w:pPr>
+              <w:pStyle w:val="Compact"/>
+              <w:jc w:val="left"/>
+            </w:pPr>
+            <w:r>
+              <w:rPr>
+                <w:b/>
+                <w:color w:val="FFFFFF"/>
+                <w:sz w:val="20"/>
+              </w:rPr>
               <w:t xml:space="preserve">Field</w:t>
             </w:r>
           </w:p>
         </w:tc>
         <w:tc>
-          <w:tcPr/>
-          <w:p>
-            <w:pPr>
-              <w:pStyle w:val="Compact"/>
-              <w:jc w:val="left"/>
-            </w:pPr>
-            <w:r>
+          <w:tcPr>
+            <w:shd w:fill="0099CC" w:val="clear"/>
+          </w:tcPr>
+          <w:p>
+            <w:pPr>
+              <w:pStyle w:val="Compact"/>
+              <w:jc w:val="left"/>
+            </w:pPr>
+            <w:r>
+              <w:rPr>
+                <w:b/>
+                <w:color w:val="FFFFFF"/>
+                <w:sz w:val="20"/>
+              </w:rPr>
               <w:t xml:space="preserve">Details</w:t>
             </w:r>
           </w:p>
@@ -185,25 +322,37 @@
       </w:tr>
       <w:tr>
         <w:tc>
-          <w:tcPr/>
-          <w:p>
-            <w:pPr>
-              <w:pStyle w:val="Compact"/>
-              <w:jc w:val="left"/>
-            </w:pPr>
-            <w:r>
+          <w:tcPr>
+            <w:shd w:fill="FFFFFF" w:val="clear"/>
+          </w:tcPr>
+          <w:p>
+            <w:pPr>
+              <w:pStyle w:val="Compact"/>
+              <w:jc w:val="left"/>
+            </w:pPr>
+            <w:r>
+              <w:rPr>
+                <w:color w:val="1A1A1A"/>
+                <w:sz w:val="19"/>
+              </w:rPr>
               <w:t xml:space="preserve">Company Name</w:t>
             </w:r>
           </w:p>
         </w:tc>
         <w:tc>
-          <w:tcPr/>
-          <w:p>
-            <w:pPr>
-              <w:pStyle w:val="Compact"/>
-              <w:jc w:val="left"/>
-            </w:pPr>
-            <w:r>
+          <w:tcPr>
+            <w:shd w:fill="FFFFFF" w:val="clear"/>
+          </w:tcPr>
+          <w:p>
+            <w:pPr>
+              <w:pStyle w:val="Compact"/>
+              <w:jc w:val="left"/>
+            </w:pPr>
+            <w:r>
+              <w:rPr>
+                <w:color w:val="1A1A1A"/>
+                <w:sz w:val="19"/>
+              </w:rPr>
               <w:t xml:space="preserve">PECH Group Holdings Ltd</w:t>
             </w:r>
           </w:p>
@@ -211,25 +360,37 @@
       </w:tr>
       <w:tr>
         <w:tc>
-          <w:tcPr/>
-          <w:p>
-            <w:pPr>
-              <w:pStyle w:val="Compact"/>
-              <w:jc w:val="left"/>
-            </w:pPr>
-            <w:r>
+          <w:tcPr>
+            <w:shd w:fill="E8F8FF" w:val="clear"/>
+          </w:tcPr>
+          <w:p>
+            <w:pPr>
+              <w:pStyle w:val="Compact"/>
+              <w:jc w:val="left"/>
+            </w:pPr>
+            <w:r>
+              <w:rPr>
+                <w:color w:val="1A1A1A"/>
+                <w:sz w:val="19"/>
+              </w:rPr>
               <w:t xml:space="preserve">Address</w:t>
             </w:r>
           </w:p>
         </w:tc>
         <w:tc>
-          <w:tcPr/>
-          <w:p>
-            <w:pPr>
-              <w:pStyle w:val="Compact"/>
-              <w:jc w:val="left"/>
-            </w:pPr>
-            <w:r>
+          <w:tcPr>
+            <w:shd w:fill="E8F8FF" w:val="clear"/>
+          </w:tcPr>
+          <w:p>
+            <w:pPr>
+              <w:pStyle w:val="Compact"/>
+              <w:jc w:val="left"/>
+            </w:pPr>
+            <w:r>
+              <w:rPr>
+                <w:color w:val="1A1A1A"/>
+                <w:sz w:val="19"/>
+              </w:rPr>
               <w:t xml:space="preserve">__________________________________________</w:t>
             </w:r>
           </w:p>
@@ -237,25 +398,37 @@
       </w:tr>
       <w:tr>
         <w:tc>
-          <w:tcPr/>
-          <w:p>
-            <w:pPr>
-              <w:pStyle w:val="Compact"/>
-              <w:jc w:val="left"/>
-            </w:pPr>
-            <w:r>
+          <w:tcPr>
+            <w:shd w:fill="FFFFFF" w:val="clear"/>
+          </w:tcPr>
+          <w:p>
+            <w:pPr>
+              <w:pStyle w:val="Compact"/>
+              <w:jc w:val="left"/>
+            </w:pPr>
+            <w:r>
+              <w:rPr>
+                <w:color w:val="1A1A1A"/>
+                <w:sz w:val="19"/>
+              </w:rPr>
               <w:t xml:space="preserve">City / State</w:t>
             </w:r>
           </w:p>
         </w:tc>
         <w:tc>
-          <w:tcPr/>
-          <w:p>
-            <w:pPr>
-              <w:pStyle w:val="Compact"/>
-              <w:jc w:val="left"/>
-            </w:pPr>
-            <w:r>
+          <w:tcPr>
+            <w:shd w:fill="FFFFFF" w:val="clear"/>
+          </w:tcPr>
+          <w:p>
+            <w:pPr>
+              <w:pStyle w:val="Compact"/>
+              <w:jc w:val="left"/>
+            </w:pPr>
+            <w:r>
+              <w:rPr>
+                <w:color w:val="1A1A1A"/>
+                <w:sz w:val="19"/>
+              </w:rPr>
               <w:t xml:space="preserve">Lagos, Nigeria</w:t>
             </w:r>
           </w:p>
@@ -263,25 +436,37 @@
       </w:tr>
       <w:tr>
         <w:tc>
-          <w:tcPr/>
-          <w:p>
-            <w:pPr>
-              <w:pStyle w:val="Compact"/>
-              <w:jc w:val="left"/>
-            </w:pPr>
-            <w:r>
+          <w:tcPr>
+            <w:shd w:fill="E8F8FF" w:val="clear"/>
+          </w:tcPr>
+          <w:p>
+            <w:pPr>
+              <w:pStyle w:val="Compact"/>
+              <w:jc w:val="left"/>
+            </w:pPr>
+            <w:r>
+              <w:rPr>
+                <w:color w:val="1A1A1A"/>
+                <w:sz w:val="19"/>
+              </w:rPr>
               <w:t xml:space="preserve">Phone</w:t>
             </w:r>
           </w:p>
         </w:tc>
         <w:tc>
-          <w:tcPr/>
-          <w:p>
-            <w:pPr>
-              <w:pStyle w:val="Compact"/>
-              <w:jc w:val="left"/>
-            </w:pPr>
-            <w:r>
+          <w:tcPr>
+            <w:shd w:fill="E8F8FF" w:val="clear"/>
+          </w:tcPr>
+          <w:p>
+            <w:pPr>
+              <w:pStyle w:val="Compact"/>
+              <w:jc w:val="left"/>
+            </w:pPr>
+            <w:r>
+              <w:rPr>
+                <w:color w:val="1A1A1A"/>
+                <w:sz w:val="19"/>
+              </w:rPr>
               <w:t xml:space="preserve">__________________________________________</w:t>
             </w:r>
           </w:p>
@@ -289,25 +474,37 @@
       </w:tr>
       <w:tr>
         <w:tc>
-          <w:tcPr/>
-          <w:p>
-            <w:pPr>
-              <w:pStyle w:val="Compact"/>
-              <w:jc w:val="left"/>
-            </w:pPr>
-            <w:r>
+          <w:tcPr>
+            <w:shd w:fill="FFFFFF" w:val="clear"/>
+          </w:tcPr>
+          <w:p>
+            <w:pPr>
+              <w:pStyle w:val="Compact"/>
+              <w:jc w:val="left"/>
+            </w:pPr>
+            <w:r>
+              <w:rPr>
+                <w:color w:val="1A1A1A"/>
+                <w:sz w:val="19"/>
+              </w:rPr>
               <w:t xml:space="preserve">Email</w:t>
             </w:r>
           </w:p>
         </w:tc>
         <w:tc>
-          <w:tcPr/>
-          <w:p>
-            <w:pPr>
-              <w:pStyle w:val="Compact"/>
-              <w:jc w:val="left"/>
-            </w:pPr>
-            <w:r>
+          <w:tcPr>
+            <w:shd w:fill="FFFFFF" w:val="clear"/>
+          </w:tcPr>
+          <w:p>
+            <w:pPr>
+              <w:pStyle w:val="Compact"/>
+              <w:jc w:val="left"/>
+            </w:pPr>
+            <w:r>
+              <w:rPr>
+                <w:color w:val="1A1A1A"/>
+                <w:sz w:val="19"/>
+              </w:rPr>
               <w:t xml:space="preserve">__________________________________________</w:t>
             </w:r>
           </w:p>
@@ -315,25 +512,37 @@
       </w:tr>
       <w:tr>
         <w:tc>
-          <w:tcPr/>
-          <w:p>
-            <w:pPr>
-              <w:pStyle w:val="Compact"/>
-              <w:jc w:val="left"/>
-            </w:pPr>
-            <w:r>
+          <w:tcPr>
+            <w:shd w:fill="E8F8FF" w:val="clear"/>
+          </w:tcPr>
+          <w:p>
+            <w:pPr>
+              <w:pStyle w:val="Compact"/>
+              <w:jc w:val="left"/>
+            </w:pPr>
+            <w:r>
+              <w:rPr>
+                <w:color w:val="1A1A1A"/>
+                <w:sz w:val="19"/>
+              </w:rPr>
               <w:t xml:space="preserve">TIN</w:t>
             </w:r>
           </w:p>
         </w:tc>
         <w:tc>
-          <w:tcPr/>
-          <w:p>
-            <w:pPr>
-              <w:pStyle w:val="Compact"/>
-              <w:jc w:val="left"/>
-            </w:pPr>
-            <w:r>
+          <w:tcPr>
+            <w:shd w:fill="E8F8FF" w:val="clear"/>
+          </w:tcPr>
+          <w:p>
+            <w:pPr>
+              <w:pStyle w:val="Compact"/>
+              <w:jc w:val="left"/>
+            </w:pPr>
+            <w:r>
+              <w:rPr>
+                <w:color w:val="1A1A1A"/>
+                <w:sz w:val="19"/>
+              </w:rPr>
               <w:t xml:space="preserve">__________________________________________</w:t>
             </w:r>
           </w:p>
@@ -341,25 +550,37 @@
       </w:tr>
       <w:tr>
         <w:tc>
-          <w:tcPr/>
-          <w:p>
-            <w:pPr>
-              <w:pStyle w:val="Compact"/>
-              <w:jc w:val="left"/>
-            </w:pPr>
-            <w:r>
+          <w:tcPr>
+            <w:shd w:fill="FFFFFF" w:val="clear"/>
+          </w:tcPr>
+          <w:p>
+            <w:pPr>
+              <w:pStyle w:val="Compact"/>
+              <w:jc w:val="left"/>
+            </w:pPr>
+            <w:r>
+              <w:rPr>
+                <w:color w:val="1A1A1A"/>
+                <w:sz w:val="19"/>
+              </w:rPr>
               <w:t xml:space="preserve">CAC Reg. No.</w:t>
             </w:r>
           </w:p>
         </w:tc>
         <w:tc>
-          <w:tcPr/>
-          <w:p>
-            <w:pPr>
-              <w:pStyle w:val="Compact"/>
-              <w:jc w:val="left"/>
-            </w:pPr>
-            <w:r>
+          <w:tcPr>
+            <w:shd w:fill="FFFFFF" w:val="clear"/>
+          </w:tcPr>
+          <w:p>
+            <w:pPr>
+              <w:pStyle w:val="Compact"/>
+              <w:jc w:val="left"/>
+            </w:pPr>
+            <w:r>
+              <w:rPr>
+                <w:color w:val="1A1A1A"/>
+                <w:sz w:val="19"/>
+              </w:rPr>
               <w:t xml:space="preserve">__________________________________________</w:t>
             </w:r>
           </w:p>
@@ -377,9 +598,29 @@
     <w:bookmarkStart w:id="24" w:name="buyer-client-information"/>
     <w:p>
       <w:pPr>
+        <w:pBdr>
+          <w:top w:val="single" w:sz="18" w:space="1" w:color="F5A623"/>
+          <w:bottom w:val="single" w:sz="6" w:space="1" w:color="0099CC"/>
+        </w:pBdr>
+        <w:spacing w:before="200" w:after="200"/>
+      </w:pPr>
+    </w:p>
+    <w:p>
+      <w:pPr>
         <w:pStyle w:val="Heading2"/>
-      </w:pPr>
-      <w:r>
+        <w:rPr>
+          <w:color w:val="0099CC"/>
+        </w:rPr>
+        <w:pBdr>
+          <w:bottom w:val="single" w:sz="6" w:space="2" w:color="00BFFF"/>
+        </w:pBdr>
+      </w:pPr>
+      <w:r>
+        <w:rPr>
+          <w:b/>
+          <w:color w:val="0099CC"/>
+          <w:sz w:val="32"/>
+        </w:rPr>
         <w:t xml:space="preserve">BUYER / CLIENT INFORMATION</w:t>
       </w:r>
     </w:p>
@@ -389,6 +630,14 @@
         <w:tblW w:type="auto" w:w="0"/>
         <w:tblLook w:firstRow="1" w:lastRow="0" w:firstColumn="0" w:lastColumn="0" w:noHBand="0" w:noVBand="0" w:val="0020"/>
         <w:jc w:val="start"/>
+        <w:tblBorders>
+          <w:top w:val="single" w:sz="4" w:space="0" w:color="B0D4E8"/>
+          <w:left w:val="single" w:sz="4" w:space="0" w:color="B0D4E8"/>
+          <w:bottom w:val="single" w:sz="4" w:space="0" w:color="B0D4E8"/>
+          <w:right w:val="single" w:sz="4" w:space="0" w:color="B0D4E8"/>
+          <w:insideH w:val="single" w:sz="4" w:space="0" w:color="B0D4E8"/>
+          <w:insideV w:val="single" w:sz="4" w:space="0" w:color="B0D4E8"/>
+        </w:tblBorders>
       </w:tblPr>
       <w:tblGrid>
         <w:gridCol w:w="3960"/>
@@ -399,25 +648,39 @@
           <w:tblHeader w:val="true"/>
         </w:trPr>
         <w:tc>
-          <w:tcPr/>
-          <w:p>
-            <w:pPr>
-              <w:pStyle w:val="Compact"/>
-              <w:jc w:val="left"/>
-            </w:pPr>
-            <w:r>
+          <w:tcPr>
+            <w:shd w:fill="0099CC" w:val="clear"/>
+          </w:tcPr>
+          <w:p>
+            <w:pPr>
+              <w:pStyle w:val="Compact"/>
+              <w:jc w:val="left"/>
+            </w:pPr>
+            <w:r>
+              <w:rPr>
+                <w:b/>
+                <w:color w:val="FFFFFF"/>
+                <w:sz w:val="20"/>
+              </w:rPr>
               <w:t xml:space="preserve">Field</w:t>
             </w:r>
           </w:p>
         </w:tc>
         <w:tc>
-          <w:tcPr/>
-          <w:p>
-            <w:pPr>
-              <w:pStyle w:val="Compact"/>
-              <w:jc w:val="left"/>
-            </w:pPr>
-            <w:r>
+          <w:tcPr>
+            <w:shd w:fill="0099CC" w:val="clear"/>
+          </w:tcPr>
+          <w:p>
+            <w:pPr>
+              <w:pStyle w:val="Compact"/>
+              <w:jc w:val="left"/>
+            </w:pPr>
+            <w:r>
+              <w:rPr>
+                <w:b/>
+                <w:color w:val="FFFFFF"/>
+                <w:sz w:val="20"/>
+              </w:rPr>
               <w:t xml:space="preserve">Details</w:t>
             </w:r>
           </w:p>
@@ -425,25 +688,37 @@
       </w:tr>
       <w:tr>
         <w:tc>
-          <w:tcPr/>
-          <w:p>
-            <w:pPr>
-              <w:pStyle w:val="Compact"/>
-              <w:jc w:val="left"/>
-            </w:pPr>
-            <w:r>
+          <w:tcPr>
+            <w:shd w:fill="FFFFFF" w:val="clear"/>
+          </w:tcPr>
+          <w:p>
+            <w:pPr>
+              <w:pStyle w:val="Compact"/>
+              <w:jc w:val="left"/>
+            </w:pPr>
+            <w:r>
+              <w:rPr>
+                <w:color w:val="1A1A1A"/>
+                <w:sz w:val="19"/>
+              </w:rPr>
               <w:t xml:space="preserve">Client Name</w:t>
             </w:r>
           </w:p>
         </w:tc>
         <w:tc>
-          <w:tcPr/>
-          <w:p>
-            <w:pPr>
-              <w:pStyle w:val="Compact"/>
-              <w:jc w:val="left"/>
-            </w:pPr>
-            <w:r>
+          <w:tcPr>
+            <w:shd w:fill="FFFFFF" w:val="clear"/>
+          </w:tcPr>
+          <w:p>
+            <w:pPr>
+              <w:pStyle w:val="Compact"/>
+              <w:jc w:val="left"/>
+            </w:pPr>
+            <w:r>
+              <w:rPr>
+                <w:color w:val="1A1A1A"/>
+                <w:sz w:val="19"/>
+              </w:rPr>
               <w:t xml:space="preserve">__________________________________________</w:t>
             </w:r>
           </w:p>
@@ -451,25 +726,37 @@
       </w:tr>
       <w:tr>
         <w:tc>
-          <w:tcPr/>
-          <w:p>
-            <w:pPr>
-              <w:pStyle w:val="Compact"/>
-              <w:jc w:val="left"/>
-            </w:pPr>
-            <w:r>
+          <w:tcPr>
+            <w:shd w:fill="E8F8FF" w:val="clear"/>
+          </w:tcPr>
+          <w:p>
+            <w:pPr>
+              <w:pStyle w:val="Compact"/>
+              <w:jc w:val="left"/>
+            </w:pPr>
+            <w:r>
+              <w:rPr>
+                <w:color w:val="1A1A1A"/>
+                <w:sz w:val="19"/>
+              </w:rPr>
               <w:t xml:space="preserve">Company Name</w:t>
             </w:r>
           </w:p>
         </w:tc>
         <w:tc>
-          <w:tcPr/>
-          <w:p>
-            <w:pPr>
-              <w:pStyle w:val="Compact"/>
-              <w:jc w:val="left"/>
-            </w:pPr>
-            <w:r>
+          <w:tcPr>
+            <w:shd w:fill="E8F8FF" w:val="clear"/>
+          </w:tcPr>
+          <w:p>
+            <w:pPr>
+              <w:pStyle w:val="Compact"/>
+              <w:jc w:val="left"/>
+            </w:pPr>
+            <w:r>
+              <w:rPr>
+                <w:color w:val="1A1A1A"/>
+                <w:sz w:val="19"/>
+              </w:rPr>
               <w:t xml:space="preserve">__________________________________________</w:t>
             </w:r>
           </w:p>
@@ -477,25 +764,37 @@
       </w:tr>
       <w:tr>
         <w:tc>
-          <w:tcPr/>
-          <w:p>
-            <w:pPr>
-              <w:pStyle w:val="Compact"/>
-              <w:jc w:val="left"/>
-            </w:pPr>
-            <w:r>
+          <w:tcPr>
+            <w:shd w:fill="FFFFFF" w:val="clear"/>
+          </w:tcPr>
+          <w:p>
+            <w:pPr>
+              <w:pStyle w:val="Compact"/>
+              <w:jc w:val="left"/>
+            </w:pPr>
+            <w:r>
+              <w:rPr>
+                <w:color w:val="1A1A1A"/>
+                <w:sz w:val="19"/>
+              </w:rPr>
               <w:t xml:space="preserve">Address</w:t>
             </w:r>
           </w:p>
         </w:tc>
         <w:tc>
-          <w:tcPr/>
-          <w:p>
-            <w:pPr>
-              <w:pStyle w:val="Compact"/>
-              <w:jc w:val="left"/>
-            </w:pPr>
-            <w:r>
+          <w:tcPr>
+            <w:shd w:fill="FFFFFF" w:val="clear"/>
+          </w:tcPr>
+          <w:p>
+            <w:pPr>
+              <w:pStyle w:val="Compact"/>
+              <w:jc w:val="left"/>
+            </w:pPr>
+            <w:r>
+              <w:rPr>
+                <w:color w:val="1A1A1A"/>
+                <w:sz w:val="19"/>
+              </w:rPr>
               <w:t xml:space="preserve">__________________________________________</w:t>
             </w:r>
           </w:p>
@@ -503,25 +802,37 @@
       </w:tr>
       <w:tr>
         <w:tc>
-          <w:tcPr/>
-          <w:p>
-            <w:pPr>
-              <w:pStyle w:val="Compact"/>
-              <w:jc w:val="left"/>
-            </w:pPr>
-            <w:r>
+          <w:tcPr>
+            <w:shd w:fill="E8F8FF" w:val="clear"/>
+          </w:tcPr>
+          <w:p>
+            <w:pPr>
+              <w:pStyle w:val="Compact"/>
+              <w:jc w:val="left"/>
+            </w:pPr>
+            <w:r>
+              <w:rPr>
+                <w:color w:val="1A1A1A"/>
+                <w:sz w:val="19"/>
+              </w:rPr>
               <w:t xml:space="preserve">City / State</w:t>
             </w:r>
           </w:p>
         </w:tc>
         <w:tc>
-          <w:tcPr/>
-          <w:p>
-            <w:pPr>
-              <w:pStyle w:val="Compact"/>
-              <w:jc w:val="left"/>
-            </w:pPr>
-            <w:r>
+          <w:tcPr>
+            <w:shd w:fill="E8F8FF" w:val="clear"/>
+          </w:tcPr>
+          <w:p>
+            <w:pPr>
+              <w:pStyle w:val="Compact"/>
+              <w:jc w:val="left"/>
+            </w:pPr>
+            <w:r>
+              <w:rPr>
+                <w:color w:val="1A1A1A"/>
+                <w:sz w:val="19"/>
+              </w:rPr>
               <w:t xml:space="preserve">__________________________________________</w:t>
             </w:r>
           </w:p>
@@ -529,25 +840,37 @@
       </w:tr>
       <w:tr>
         <w:tc>
-          <w:tcPr/>
-          <w:p>
-            <w:pPr>
-              <w:pStyle w:val="Compact"/>
-              <w:jc w:val="left"/>
-            </w:pPr>
-            <w:r>
+          <w:tcPr>
+            <w:shd w:fill="FFFFFF" w:val="clear"/>
+          </w:tcPr>
+          <w:p>
+            <w:pPr>
+              <w:pStyle w:val="Compact"/>
+              <w:jc w:val="left"/>
+            </w:pPr>
+            <w:r>
+              <w:rPr>
+                <w:color w:val="1A1A1A"/>
+                <w:sz w:val="19"/>
+              </w:rPr>
               <w:t xml:space="preserve">Phone</w:t>
             </w:r>
           </w:p>
         </w:tc>
         <w:tc>
-          <w:tcPr/>
-          <w:p>
-            <w:pPr>
-              <w:pStyle w:val="Compact"/>
-              <w:jc w:val="left"/>
-            </w:pPr>
-            <w:r>
+          <w:tcPr>
+            <w:shd w:fill="FFFFFF" w:val="clear"/>
+          </w:tcPr>
+          <w:p>
+            <w:pPr>
+              <w:pStyle w:val="Compact"/>
+              <w:jc w:val="left"/>
+            </w:pPr>
+            <w:r>
+              <w:rPr>
+                <w:color w:val="1A1A1A"/>
+                <w:sz w:val="19"/>
+              </w:rPr>
               <w:t xml:space="preserve">__________________________________________</w:t>
             </w:r>
           </w:p>
@@ -555,25 +878,37 @@
       </w:tr>
       <w:tr>
         <w:tc>
-          <w:tcPr/>
-          <w:p>
-            <w:pPr>
-              <w:pStyle w:val="Compact"/>
-              <w:jc w:val="left"/>
-            </w:pPr>
-            <w:r>
+          <w:tcPr>
+            <w:shd w:fill="E8F8FF" w:val="clear"/>
+          </w:tcPr>
+          <w:p>
+            <w:pPr>
+              <w:pStyle w:val="Compact"/>
+              <w:jc w:val="left"/>
+            </w:pPr>
+            <w:r>
+              <w:rPr>
+                <w:color w:val="1A1A1A"/>
+                <w:sz w:val="19"/>
+              </w:rPr>
               <w:t xml:space="preserve">Email</w:t>
             </w:r>
           </w:p>
         </w:tc>
         <w:tc>
-          <w:tcPr/>
-          <w:p>
-            <w:pPr>
-              <w:pStyle w:val="Compact"/>
-              <w:jc w:val="left"/>
-            </w:pPr>
-            <w:r>
+          <w:tcPr>
+            <w:shd w:fill="E8F8FF" w:val="clear"/>
+          </w:tcPr>
+          <w:p>
+            <w:pPr>
+              <w:pStyle w:val="Compact"/>
+              <w:jc w:val="left"/>
+            </w:pPr>
+            <w:r>
+              <w:rPr>
+                <w:color w:val="1A1A1A"/>
+                <w:sz w:val="19"/>
+              </w:rPr>
               <w:t xml:space="preserve">__________________________________________</w:t>
             </w:r>
           </w:p>
@@ -581,25 +916,37 @@
       </w:tr>
       <w:tr>
         <w:tc>
-          <w:tcPr/>
-          <w:p>
-            <w:pPr>
-              <w:pStyle w:val="Compact"/>
-              <w:jc w:val="left"/>
-            </w:pPr>
-            <w:r>
+          <w:tcPr>
+            <w:shd w:fill="FFFFFF" w:val="clear"/>
+          </w:tcPr>
+          <w:p>
+            <w:pPr>
+              <w:pStyle w:val="Compact"/>
+              <w:jc w:val="left"/>
+            </w:pPr>
+            <w:r>
+              <w:rPr>
+                <w:color w:val="1A1A1A"/>
+                <w:sz w:val="19"/>
+              </w:rPr>
               <w:t xml:space="preserve">TIN</w:t>
             </w:r>
           </w:p>
         </w:tc>
         <w:tc>
-          <w:tcPr/>
-          <w:p>
-            <w:pPr>
-              <w:pStyle w:val="Compact"/>
-              <w:jc w:val="left"/>
-            </w:pPr>
-            <w:r>
+          <w:tcPr>
+            <w:shd w:fill="FFFFFF" w:val="clear"/>
+          </w:tcPr>
+          <w:p>
+            <w:pPr>
+              <w:pStyle w:val="Compact"/>
+              <w:jc w:val="left"/>
+            </w:pPr>
+            <w:r>
+              <w:rPr>
+                <w:color w:val="1A1A1A"/>
+                <w:sz w:val="19"/>
+              </w:rPr>
               <w:t xml:space="preserve">__________________________________________</w:t>
             </w:r>
           </w:p>
@@ -617,9 +964,29 @@
     <w:bookmarkStart w:id="25" w:name="invoice-details"/>
     <w:p>
       <w:pPr>
+        <w:pBdr>
+          <w:top w:val="single" w:sz="18" w:space="1" w:color="F5A623"/>
+          <w:bottom w:val="single" w:sz="6" w:space="1" w:color="0099CC"/>
+        </w:pBdr>
+        <w:spacing w:before="200" w:after="200"/>
+      </w:pPr>
+    </w:p>
+    <w:p>
+      <w:pPr>
         <w:pStyle w:val="Heading2"/>
-      </w:pPr>
-      <w:r>
+        <w:rPr>
+          <w:color w:val="0099CC"/>
+        </w:rPr>
+        <w:pBdr>
+          <w:bottom w:val="single" w:sz="6" w:space="2" w:color="00BFFF"/>
+        </w:pBdr>
+      </w:pPr>
+      <w:r>
+        <w:rPr>
+          <w:b/>
+          <w:color w:val="0099CC"/>
+          <w:sz w:val="32"/>
+        </w:rPr>
         <w:t xml:space="preserve">INVOICE DETAILS</w:t>
       </w:r>
     </w:p>
@@ -629,6 +996,14 @@
         <w:tblW w:type="auto" w:w="0"/>
         <w:tblLook w:firstRow="1" w:lastRow="0" w:firstColumn="0" w:lastColumn="0" w:noHBand="0" w:noVBand="0" w:val="0020"/>
         <w:jc w:val="start"/>
+        <w:tblBorders>
+          <w:top w:val="single" w:sz="4" w:space="0" w:color="B0D4E8"/>
+          <w:left w:val="single" w:sz="4" w:space="0" w:color="B0D4E8"/>
+          <w:bottom w:val="single" w:sz="4" w:space="0" w:color="B0D4E8"/>
+          <w:right w:val="single" w:sz="4" w:space="0" w:color="B0D4E8"/>
+          <w:insideH w:val="single" w:sz="4" w:space="0" w:color="B0D4E8"/>
+          <w:insideV w:val="single" w:sz="4" w:space="0" w:color="B0D4E8"/>
+        </w:tblBorders>
       </w:tblPr>
       <w:tblGrid>
         <w:gridCol w:w="3960"/>
@@ -639,25 +1014,39 @@
           <w:tblHeader w:val="true"/>
         </w:trPr>
         <w:tc>
-          <w:tcPr/>
-          <w:p>
-            <w:pPr>
-              <w:pStyle w:val="Compact"/>
-              <w:jc w:val="left"/>
-            </w:pPr>
-            <w:r>
+          <w:tcPr>
+            <w:shd w:fill="0099CC" w:val="clear"/>
+          </w:tcPr>
+          <w:p>
+            <w:pPr>
+              <w:pStyle w:val="Compact"/>
+              <w:jc w:val="left"/>
+            </w:pPr>
+            <w:r>
+              <w:rPr>
+                <w:b/>
+                <w:color w:val="FFFFFF"/>
+                <w:sz w:val="20"/>
+              </w:rPr>
               <w:t xml:space="preserve">Field</w:t>
             </w:r>
           </w:p>
         </w:tc>
         <w:tc>
-          <w:tcPr/>
-          <w:p>
-            <w:pPr>
-              <w:pStyle w:val="Compact"/>
-              <w:jc w:val="left"/>
-            </w:pPr>
-            <w:r>
+          <w:tcPr>
+            <w:shd w:fill="0099CC" w:val="clear"/>
+          </w:tcPr>
+          <w:p>
+            <w:pPr>
+              <w:pStyle w:val="Compact"/>
+              <w:jc w:val="left"/>
+            </w:pPr>
+            <w:r>
+              <w:rPr>
+                <w:b/>
+                <w:color w:val="FFFFFF"/>
+                <w:sz w:val="20"/>
+              </w:rPr>
               <w:t xml:space="preserve">Details</w:t>
             </w:r>
           </w:p>
@@ -665,25 +1054,37 @@
       </w:tr>
       <w:tr>
         <w:tc>
-          <w:tcPr/>
-          <w:p>
-            <w:pPr>
-              <w:pStyle w:val="Compact"/>
-              <w:jc w:val="left"/>
-            </w:pPr>
-            <w:r>
+          <w:tcPr>
+            <w:shd w:fill="FFFFFF" w:val="clear"/>
+          </w:tcPr>
+          <w:p>
+            <w:pPr>
+              <w:pStyle w:val="Compact"/>
+              <w:jc w:val="left"/>
+            </w:pPr>
+            <w:r>
+              <w:rPr>
+                <w:color w:val="1A1A1A"/>
+                <w:sz w:val="19"/>
+              </w:rPr>
               <w:t xml:space="preserve">Invoice Number</w:t>
             </w:r>
           </w:p>
         </w:tc>
         <w:tc>
-          <w:tcPr/>
-          <w:p>
-            <w:pPr>
-              <w:pStyle w:val="Compact"/>
-              <w:jc w:val="left"/>
-            </w:pPr>
-            <w:r>
+          <w:tcPr>
+            <w:shd w:fill="FFFFFF" w:val="clear"/>
+          </w:tcPr>
+          <w:p>
+            <w:pPr>
+              <w:pStyle w:val="Compact"/>
+              <w:jc w:val="left"/>
+            </w:pPr>
+            <w:r>
+              <w:rPr>
+                <w:color w:val="1A1A1A"/>
+                <w:sz w:val="19"/>
+              </w:rPr>
               <w:t xml:space="preserve">__________________________________________</w:t>
             </w:r>
           </w:p>
@@ -691,25 +1092,37 @@
       </w:tr>
       <w:tr>
         <w:tc>
-          <w:tcPr/>
-          <w:p>
-            <w:pPr>
-              <w:pStyle w:val="Compact"/>
-              <w:jc w:val="left"/>
-            </w:pPr>
-            <w:r>
+          <w:tcPr>
+            <w:shd w:fill="E8F8FF" w:val="clear"/>
+          </w:tcPr>
+          <w:p>
+            <w:pPr>
+              <w:pStyle w:val="Compact"/>
+              <w:jc w:val="left"/>
+            </w:pPr>
+            <w:r>
+              <w:rPr>
+                <w:color w:val="1A1A1A"/>
+                <w:sz w:val="19"/>
+              </w:rPr>
               <w:t xml:space="preserve">Invoice Date</w:t>
             </w:r>
           </w:p>
         </w:tc>
         <w:tc>
-          <w:tcPr/>
-          <w:p>
-            <w:pPr>
-              <w:pStyle w:val="Compact"/>
-              <w:jc w:val="left"/>
-            </w:pPr>
-            <w:r>
+          <w:tcPr>
+            <w:shd w:fill="E8F8FF" w:val="clear"/>
+          </w:tcPr>
+          <w:p>
+            <w:pPr>
+              <w:pStyle w:val="Compact"/>
+              <w:jc w:val="left"/>
+            </w:pPr>
+            <w:r>
+              <w:rPr>
+                <w:color w:val="1A1A1A"/>
+                <w:sz w:val="19"/>
+              </w:rPr>
               <w:t xml:space="preserve">__________________________________________</w:t>
             </w:r>
           </w:p>
@@ -717,25 +1130,37 @@
       </w:tr>
       <w:tr>
         <w:tc>
-          <w:tcPr/>
-          <w:p>
-            <w:pPr>
-              <w:pStyle w:val="Compact"/>
-              <w:jc w:val="left"/>
-            </w:pPr>
-            <w:r>
+          <w:tcPr>
+            <w:shd w:fill="FFFFFF" w:val="clear"/>
+          </w:tcPr>
+          <w:p>
+            <w:pPr>
+              <w:pStyle w:val="Compact"/>
+              <w:jc w:val="left"/>
+            </w:pPr>
+            <w:r>
+              <w:rPr>
+                <w:color w:val="1A1A1A"/>
+                <w:sz w:val="19"/>
+              </w:rPr>
               <w:t xml:space="preserve">Due Date</w:t>
             </w:r>
           </w:p>
         </w:tc>
         <w:tc>
-          <w:tcPr/>
-          <w:p>
-            <w:pPr>
-              <w:pStyle w:val="Compact"/>
-              <w:jc w:val="left"/>
-            </w:pPr>
-            <w:r>
+          <w:tcPr>
+            <w:shd w:fill="FFFFFF" w:val="clear"/>
+          </w:tcPr>
+          <w:p>
+            <w:pPr>
+              <w:pStyle w:val="Compact"/>
+              <w:jc w:val="left"/>
+            </w:pPr>
+            <w:r>
+              <w:rPr>
+                <w:color w:val="1A1A1A"/>
+                <w:sz w:val="19"/>
+              </w:rPr>
               <w:t xml:space="preserve">__________________________________________</w:t>
             </w:r>
           </w:p>
@@ -743,25 +1168,37 @@
       </w:tr>
       <w:tr>
         <w:tc>
-          <w:tcPr/>
-          <w:p>
-            <w:pPr>
-              <w:pStyle w:val="Compact"/>
-              <w:jc w:val="left"/>
-            </w:pPr>
-            <w:r>
+          <w:tcPr>
+            <w:shd w:fill="E8F8FF" w:val="clear"/>
+          </w:tcPr>
+          <w:p>
+            <w:pPr>
+              <w:pStyle w:val="Compact"/>
+              <w:jc w:val="left"/>
+            </w:pPr>
+            <w:r>
+              <w:rPr>
+                <w:color w:val="1A1A1A"/>
+                <w:sz w:val="19"/>
+              </w:rPr>
               <w:t xml:space="preserve">Purchase Order No.</w:t>
             </w:r>
           </w:p>
         </w:tc>
         <w:tc>
-          <w:tcPr/>
-          <w:p>
-            <w:pPr>
-              <w:pStyle w:val="Compact"/>
-              <w:jc w:val="left"/>
-            </w:pPr>
-            <w:r>
+          <w:tcPr>
+            <w:shd w:fill="E8F8FF" w:val="clear"/>
+          </w:tcPr>
+          <w:p>
+            <w:pPr>
+              <w:pStyle w:val="Compact"/>
+              <w:jc w:val="left"/>
+            </w:pPr>
+            <w:r>
+              <w:rPr>
+                <w:color w:val="1A1A1A"/>
+                <w:sz w:val="19"/>
+              </w:rPr>
               <w:t xml:space="preserve">__________________________________________</w:t>
             </w:r>
           </w:p>
@@ -769,25 +1206,37 @@
       </w:tr>
       <w:tr>
         <w:tc>
-          <w:tcPr/>
-          <w:p>
-            <w:pPr>
-              <w:pStyle w:val="Compact"/>
-              <w:jc w:val="left"/>
-            </w:pPr>
-            <w:r>
+          <w:tcPr>
+            <w:shd w:fill="FFFFFF" w:val="clear"/>
+          </w:tcPr>
+          <w:p>
+            <w:pPr>
+              <w:pStyle w:val="Compact"/>
+              <w:jc w:val="left"/>
+            </w:pPr>
+            <w:r>
+              <w:rPr>
+                <w:color w:val="1A1A1A"/>
+                <w:sz w:val="19"/>
+              </w:rPr>
               <w:t xml:space="preserve">Payment Terms</w:t>
             </w:r>
           </w:p>
         </w:tc>
         <w:tc>
-          <w:tcPr/>
-          <w:p>
-            <w:pPr>
-              <w:pStyle w:val="Compact"/>
-              <w:jc w:val="left"/>
-            </w:pPr>
-            <w:r>
+          <w:tcPr>
+            <w:shd w:fill="FFFFFF" w:val="clear"/>
+          </w:tcPr>
+          <w:p>
+            <w:pPr>
+              <w:pStyle w:val="Compact"/>
+              <w:jc w:val="left"/>
+            </w:pPr>
+            <w:r>
+              <w:rPr>
+                <w:color w:val="1A1A1A"/>
+                <w:sz w:val="19"/>
+              </w:rPr>
               <w:t xml:space="preserve">__________________________________________</w:t>
             </w:r>
           </w:p>
@@ -805,9 +1254,29 @@
     <w:bookmarkStart w:id="26" w:name="items-services"/>
     <w:p>
       <w:pPr>
+        <w:pBdr>
+          <w:top w:val="single" w:sz="18" w:space="1" w:color="F5A623"/>
+          <w:bottom w:val="single" w:sz="6" w:space="1" w:color="0099CC"/>
+        </w:pBdr>
+        <w:spacing w:before="200" w:after="200"/>
+      </w:pPr>
+    </w:p>
+    <w:p>
+      <w:pPr>
         <w:pStyle w:val="Heading2"/>
-      </w:pPr>
-      <w:r>
+        <w:rPr>
+          <w:color w:val="0099CC"/>
+        </w:rPr>
+        <w:pBdr>
+          <w:bottom w:val="single" w:sz="6" w:space="2" w:color="00BFFF"/>
+        </w:pBdr>
+      </w:pPr>
+      <w:r>
+        <w:rPr>
+          <w:b/>
+          <w:color w:val="0099CC"/>
+          <w:sz w:val="32"/>
+        </w:rPr>
         <w:t xml:space="preserve">ITEMS / SERVICES</w:t>
       </w:r>
     </w:p>
@@ -817,6 +1286,14 @@
         <w:tblW w:type="pct" w:w="5000"/>
         <w:tblLook w:firstRow="1" w:lastRow="0" w:firstColumn="0" w:lastColumn="0" w:noHBand="0" w:noVBand="0" w:val="0020"/>
         <w:jc w:val="start"/>
+        <w:tblBorders>
+          <w:top w:val="single" w:sz="4" w:space="0" w:color="B0D4E8"/>
+          <w:left w:val="single" w:sz="4" w:space="0" w:color="B0D4E8"/>
+          <w:bottom w:val="single" w:sz="4" w:space="0" w:color="B0D4E8"/>
+          <w:right w:val="single" w:sz="4" w:space="0" w:color="B0D4E8"/>
+          <w:insideH w:val="single" w:sz="4" w:space="0" w:color="B0D4E8"/>
+          <w:insideV w:val="single" w:sz="4" w:space="0" w:color="B0D4E8"/>
+        </w:tblBorders>
       </w:tblPr>
       <w:tblGrid>
         <w:gridCol w:w="1320"/>
@@ -831,73 +1308,115 @@
           <w:tblHeader w:val="true"/>
         </w:trPr>
         <w:tc>
-          <w:tcPr/>
-          <w:p>
-            <w:pPr>
-              <w:pStyle w:val="Compact"/>
-              <w:jc w:val="left"/>
-            </w:pPr>
-            <w:r>
+          <w:tcPr>
+            <w:shd w:fill="0099CC" w:val="clear"/>
+          </w:tcPr>
+          <w:p>
+            <w:pPr>
+              <w:pStyle w:val="Compact"/>
+              <w:jc w:val="left"/>
+            </w:pPr>
+            <w:r>
+              <w:rPr>
+                <w:b/>
+                <w:color w:val="FFFFFF"/>
+                <w:sz w:val="20"/>
+              </w:rPr>
               <w:t xml:space="preserve">S/N</w:t>
             </w:r>
           </w:p>
         </w:tc>
         <w:tc>
-          <w:tcPr/>
-          <w:p>
-            <w:pPr>
-              <w:pStyle w:val="Compact"/>
-              <w:jc w:val="left"/>
-            </w:pPr>
-            <w:r>
+          <w:tcPr>
+            <w:shd w:fill="0099CC" w:val="clear"/>
+          </w:tcPr>
+          <w:p>
+            <w:pPr>
+              <w:pStyle w:val="Compact"/>
+              <w:jc w:val="left"/>
+            </w:pPr>
+            <w:r>
+              <w:rPr>
+                <w:b/>
+                <w:color w:val="FFFFFF"/>
+                <w:sz w:val="20"/>
+              </w:rPr>
               <w:t xml:space="preserve">Item Code</w:t>
             </w:r>
           </w:p>
         </w:tc>
         <w:tc>
-          <w:tcPr/>
-          <w:p>
-            <w:pPr>
-              <w:pStyle w:val="Compact"/>
-              <w:jc w:val="left"/>
-            </w:pPr>
-            <w:r>
+          <w:tcPr>
+            <w:shd w:fill="0099CC" w:val="clear"/>
+          </w:tcPr>
+          <w:p>
+            <w:pPr>
+              <w:pStyle w:val="Compact"/>
+              <w:jc w:val="left"/>
+            </w:pPr>
+            <w:r>
+              <w:rPr>
+                <w:b/>
+                <w:color w:val="FFFFFF"/>
+                <w:sz w:val="20"/>
+              </w:rPr>
               <w:t xml:space="preserve">Description</w:t>
             </w:r>
           </w:p>
         </w:tc>
         <w:tc>
-          <w:tcPr/>
-          <w:p>
-            <w:pPr>
-              <w:pStyle w:val="Compact"/>
-              <w:jc w:val="left"/>
-            </w:pPr>
-            <w:r>
+          <w:tcPr>
+            <w:shd w:fill="0099CC" w:val="clear"/>
+          </w:tcPr>
+          <w:p>
+            <w:pPr>
+              <w:pStyle w:val="Compact"/>
+              <w:jc w:val="left"/>
+            </w:pPr>
+            <w:r>
+              <w:rPr>
+                <w:b/>
+                <w:color w:val="FFFFFF"/>
+                <w:sz w:val="20"/>
+              </w:rPr>
               <w:t xml:space="preserve">Qty</w:t>
             </w:r>
           </w:p>
         </w:tc>
         <w:tc>
-          <w:tcPr/>
-          <w:p>
-            <w:pPr>
-              <w:pStyle w:val="Compact"/>
-              <w:jc w:val="left"/>
-            </w:pPr>
-            <w:r>
+          <w:tcPr>
+            <w:shd w:fill="0099CC" w:val="clear"/>
+          </w:tcPr>
+          <w:p>
+            <w:pPr>
+              <w:pStyle w:val="Compact"/>
+              <w:jc w:val="left"/>
+            </w:pPr>
+            <w:r>
+              <w:rPr>
+                <w:b/>
+                <w:color w:val="FFFFFF"/>
+                <w:sz w:val="20"/>
+              </w:rPr>
               <w:t xml:space="preserve">Unit Price (NGN)</w:t>
             </w:r>
           </w:p>
         </w:tc>
         <w:tc>
-          <w:tcPr/>
-          <w:p>
-            <w:pPr>
-              <w:pStyle w:val="Compact"/>
-              <w:jc w:val="left"/>
-            </w:pPr>
-            <w:r>
+          <w:tcPr>
+            <w:shd w:fill="0099CC" w:val="clear"/>
+          </w:tcPr>
+          <w:p>
+            <w:pPr>
+              <w:pStyle w:val="Compact"/>
+              <w:jc w:val="left"/>
+            </w:pPr>
+            <w:r>
+              <w:rPr>
+                <w:b/>
+                <w:color w:val="FFFFFF"/>
+                <w:sz w:val="20"/>
+              </w:rPr>
               <w:t xml:space="preserve">Amount (NGN)</w:t>
             </w:r>
           </w:p>
@@ -905,537 +1424,697 @@
       </w:tr>
       <w:tr>
         <w:tc>
-          <w:tcPr/>
-          <w:p>
-            <w:pPr>
-              <w:pStyle w:val="Compact"/>
-              <w:jc w:val="left"/>
-            </w:pPr>
-            <w:r>
+          <w:tcPr>
+            <w:shd w:fill="FFFFFF" w:val="clear"/>
+          </w:tcPr>
+          <w:p>
+            <w:pPr>
+              <w:pStyle w:val="Compact"/>
+              <w:jc w:val="left"/>
+            </w:pPr>
+            <w:r>
+              <w:rPr>
+                <w:color w:val="1A1A1A"/>
+                <w:sz w:val="19"/>
+              </w:rPr>
               <w:t xml:space="preserve">1</w:t>
             </w:r>
           </w:p>
         </w:tc>
         <w:tc>
-          <w:tcPr/>
-          <w:p>
-            <w:pPr>
-              <w:pStyle w:val="Compact"/>
-            </w:pPr>
-          </w:p>
-        </w:tc>
-        <w:tc>
-          <w:tcPr/>
-          <w:p>
-            <w:pPr>
-              <w:pStyle w:val="Compact"/>
-            </w:pPr>
-          </w:p>
-        </w:tc>
-        <w:tc>
-          <w:tcPr/>
-          <w:p>
-            <w:pPr>
-              <w:pStyle w:val="Compact"/>
-            </w:pPr>
-          </w:p>
-        </w:tc>
-        <w:tc>
-          <w:tcPr/>
-          <w:p>
-            <w:pPr>
-              <w:pStyle w:val="Compact"/>
-            </w:pPr>
-          </w:p>
-        </w:tc>
-        <w:tc>
-          <w:tcPr/>
-          <w:p>
-            <w:pPr>
-              <w:pStyle w:val="Compact"/>
-            </w:pPr>
-          </w:p>
-        </w:tc>
-      </w:tr>
-      <w:tr>
-        <w:tc>
-          <w:tcPr/>
-          <w:p>
-            <w:pPr>
-              <w:pStyle w:val="Compact"/>
-              <w:jc w:val="left"/>
-            </w:pPr>
-            <w:r>
+          <w:tcPr>
+            <w:shd w:fill="FFFFFF" w:val="clear"/>
+          </w:tcPr>
+          <w:p>
+            <w:pPr>
+              <w:pStyle w:val="Compact"/>
+            </w:pPr>
+          </w:p>
+        </w:tc>
+        <w:tc>
+          <w:tcPr>
+            <w:shd w:fill="FFFFFF" w:val="clear"/>
+          </w:tcPr>
+          <w:p>
+            <w:pPr>
+              <w:pStyle w:val="Compact"/>
+            </w:pPr>
+          </w:p>
+        </w:tc>
+        <w:tc>
+          <w:tcPr>
+            <w:shd w:fill="FFFFFF" w:val="clear"/>
+          </w:tcPr>
+          <w:p>
+            <w:pPr>
+              <w:pStyle w:val="Compact"/>
+            </w:pPr>
+          </w:p>
+        </w:tc>
+        <w:tc>
+          <w:tcPr>
+            <w:shd w:fill="FFFFFF" w:val="clear"/>
+          </w:tcPr>
+          <w:p>
+            <w:pPr>
+              <w:pStyle w:val="Compact"/>
+            </w:pPr>
+          </w:p>
+        </w:tc>
+        <w:tc>
+          <w:tcPr>
+            <w:shd w:fill="FFFFFF" w:val="clear"/>
+          </w:tcPr>
+          <w:p>
+            <w:pPr>
+              <w:pStyle w:val="Compact"/>
+            </w:pPr>
+          </w:p>
+        </w:tc>
+      </w:tr>
+      <w:tr>
+        <w:tc>
+          <w:tcPr>
+            <w:shd w:fill="E8F8FF" w:val="clear"/>
+          </w:tcPr>
+          <w:p>
+            <w:pPr>
+              <w:pStyle w:val="Compact"/>
+              <w:jc w:val="left"/>
+            </w:pPr>
+            <w:r>
+              <w:rPr>
+                <w:color w:val="1A1A1A"/>
+                <w:sz w:val="19"/>
+              </w:rPr>
               <w:t xml:space="preserve">2</w:t>
             </w:r>
           </w:p>
         </w:tc>
         <w:tc>
-          <w:tcPr/>
-          <w:p>
-            <w:pPr>
-              <w:pStyle w:val="Compact"/>
-            </w:pPr>
-          </w:p>
-        </w:tc>
-        <w:tc>
-          <w:tcPr/>
-          <w:p>
-            <w:pPr>
-              <w:pStyle w:val="Compact"/>
-            </w:pPr>
-          </w:p>
-        </w:tc>
-        <w:tc>
-          <w:tcPr/>
-          <w:p>
-            <w:pPr>
-              <w:pStyle w:val="Compact"/>
-            </w:pPr>
-          </w:p>
-        </w:tc>
-        <w:tc>
-          <w:tcPr/>
-          <w:p>
-            <w:pPr>
-              <w:pStyle w:val="Compact"/>
-            </w:pPr>
-          </w:p>
-        </w:tc>
-        <w:tc>
-          <w:tcPr/>
-          <w:p>
-            <w:pPr>
-              <w:pStyle w:val="Compact"/>
-            </w:pPr>
-          </w:p>
-        </w:tc>
-      </w:tr>
-      <w:tr>
-        <w:tc>
-          <w:tcPr/>
-          <w:p>
-            <w:pPr>
-              <w:pStyle w:val="Compact"/>
-              <w:jc w:val="left"/>
-            </w:pPr>
-            <w:r>
+          <w:tcPr>
+            <w:shd w:fill="E8F8FF" w:val="clear"/>
+          </w:tcPr>
+          <w:p>
+            <w:pPr>
+              <w:pStyle w:val="Compact"/>
+            </w:pPr>
+          </w:p>
+        </w:tc>
+        <w:tc>
+          <w:tcPr>
+            <w:shd w:fill="E8F8FF" w:val="clear"/>
+          </w:tcPr>
+          <w:p>
+            <w:pPr>
+              <w:pStyle w:val="Compact"/>
+            </w:pPr>
+          </w:p>
+        </w:tc>
+        <w:tc>
+          <w:tcPr>
+            <w:shd w:fill="E8F8FF" w:val="clear"/>
+          </w:tcPr>
+          <w:p>
+            <w:pPr>
+              <w:pStyle w:val="Compact"/>
+            </w:pPr>
+          </w:p>
+        </w:tc>
+        <w:tc>
+          <w:tcPr>
+            <w:shd w:fill="E8F8FF" w:val="clear"/>
+          </w:tcPr>
+          <w:p>
+            <w:pPr>
+              <w:pStyle w:val="Compact"/>
+            </w:pPr>
+          </w:p>
+        </w:tc>
+        <w:tc>
+          <w:tcPr>
+            <w:shd w:fill="E8F8FF" w:val="clear"/>
+          </w:tcPr>
+          <w:p>
+            <w:pPr>
+              <w:pStyle w:val="Compact"/>
+            </w:pPr>
+          </w:p>
+        </w:tc>
+      </w:tr>
+      <w:tr>
+        <w:tc>
+          <w:tcPr>
+            <w:shd w:fill="FFFFFF" w:val="clear"/>
+          </w:tcPr>
+          <w:p>
+            <w:pPr>
+              <w:pStyle w:val="Compact"/>
+              <w:jc w:val="left"/>
+            </w:pPr>
+            <w:r>
+              <w:rPr>
+                <w:color w:val="1A1A1A"/>
+                <w:sz w:val="19"/>
+              </w:rPr>
               <w:t xml:space="preserve">3</w:t>
             </w:r>
           </w:p>
         </w:tc>
         <w:tc>
-          <w:tcPr/>
-          <w:p>
-            <w:pPr>
-              <w:pStyle w:val="Compact"/>
-            </w:pPr>
-          </w:p>
-        </w:tc>
-        <w:tc>
-          <w:tcPr/>
-          <w:p>
-            <w:pPr>
-              <w:pStyle w:val="Compact"/>
-            </w:pPr>
-          </w:p>
-        </w:tc>
-        <w:tc>
-          <w:tcPr/>
-          <w:p>
-            <w:pPr>
-              <w:pStyle w:val="Compact"/>
-            </w:pPr>
-          </w:p>
-        </w:tc>
-        <w:tc>
-          <w:tcPr/>
-          <w:p>
-            <w:pPr>
-              <w:pStyle w:val="Compact"/>
-            </w:pPr>
-          </w:p>
-        </w:tc>
-        <w:tc>
-          <w:tcPr/>
-          <w:p>
-            <w:pPr>
-              <w:pStyle w:val="Compact"/>
-            </w:pPr>
-          </w:p>
-        </w:tc>
-      </w:tr>
-      <w:tr>
-        <w:tc>
-          <w:tcPr/>
-          <w:p>
-            <w:pPr>
-              <w:pStyle w:val="Compact"/>
-              <w:jc w:val="left"/>
-            </w:pPr>
-            <w:r>
+          <w:tcPr>
+            <w:shd w:fill="FFFFFF" w:val="clear"/>
+          </w:tcPr>
+          <w:p>
+            <w:pPr>
+              <w:pStyle w:val="Compact"/>
+            </w:pPr>
+          </w:p>
+        </w:tc>
+        <w:tc>
+          <w:tcPr>
+            <w:shd w:fill="FFFFFF" w:val="clear"/>
+          </w:tcPr>
+          <w:p>
+            <w:pPr>
+              <w:pStyle w:val="Compact"/>
+            </w:pPr>
+          </w:p>
+        </w:tc>
+        <w:tc>
+          <w:tcPr>
+            <w:shd w:fill="FFFFFF" w:val="clear"/>
+          </w:tcPr>
+          <w:p>
+            <w:pPr>
+              <w:pStyle w:val="Compact"/>
+            </w:pPr>
+          </w:p>
+        </w:tc>
+        <w:tc>
+          <w:tcPr>
+            <w:shd w:fill="FFFFFF" w:val="clear"/>
+          </w:tcPr>
+          <w:p>
+            <w:pPr>
+              <w:pStyle w:val="Compact"/>
+            </w:pPr>
+          </w:p>
+        </w:tc>
+        <w:tc>
+          <w:tcPr>
+            <w:shd w:fill="FFFFFF" w:val="clear"/>
+          </w:tcPr>
+          <w:p>
+            <w:pPr>
+              <w:pStyle w:val="Compact"/>
+            </w:pPr>
+          </w:p>
+        </w:tc>
+      </w:tr>
+      <w:tr>
+        <w:tc>
+          <w:tcPr>
+            <w:shd w:fill="E8F8FF" w:val="clear"/>
+          </w:tcPr>
+          <w:p>
+            <w:pPr>
+              <w:pStyle w:val="Compact"/>
+              <w:jc w:val="left"/>
+            </w:pPr>
+            <w:r>
+              <w:rPr>
+                <w:color w:val="1A1A1A"/>
+                <w:sz w:val="19"/>
+              </w:rPr>
               <w:t xml:space="preserve">4</w:t>
             </w:r>
           </w:p>
         </w:tc>
         <w:tc>
-          <w:tcPr/>
-          <w:p>
-            <w:pPr>
-              <w:pStyle w:val="Compact"/>
-            </w:pPr>
-          </w:p>
-        </w:tc>
-        <w:tc>
-          <w:tcPr/>
-          <w:p>
-            <w:pPr>
-              <w:pStyle w:val="Compact"/>
-            </w:pPr>
-          </w:p>
-        </w:tc>
-        <w:tc>
-          <w:tcPr/>
-          <w:p>
-            <w:pPr>
-              <w:pStyle w:val="Compact"/>
-            </w:pPr>
-          </w:p>
-        </w:tc>
-        <w:tc>
-          <w:tcPr/>
-          <w:p>
-            <w:pPr>
-              <w:pStyle w:val="Compact"/>
-            </w:pPr>
-          </w:p>
-        </w:tc>
-        <w:tc>
-          <w:tcPr/>
-          <w:p>
-            <w:pPr>
-              <w:pStyle w:val="Compact"/>
-            </w:pPr>
-          </w:p>
-        </w:tc>
-      </w:tr>
-      <w:tr>
-        <w:tc>
-          <w:tcPr/>
-          <w:p>
-            <w:pPr>
-              <w:pStyle w:val="Compact"/>
-              <w:jc w:val="left"/>
-            </w:pPr>
-            <w:r>
+          <w:tcPr>
+            <w:shd w:fill="E8F8FF" w:val="clear"/>
+          </w:tcPr>
+          <w:p>
+            <w:pPr>
+              <w:pStyle w:val="Compact"/>
+            </w:pPr>
+          </w:p>
+        </w:tc>
+        <w:tc>
+          <w:tcPr>
+            <w:shd w:fill="E8F8FF" w:val="clear"/>
+          </w:tcPr>
+          <w:p>
+            <w:pPr>
+              <w:pStyle w:val="Compact"/>
+            </w:pPr>
+          </w:p>
+        </w:tc>
+        <w:tc>
+          <w:tcPr>
+            <w:shd w:fill="E8F8FF" w:val="clear"/>
+          </w:tcPr>
+          <w:p>
+            <w:pPr>
+              <w:pStyle w:val="Compact"/>
+            </w:pPr>
+          </w:p>
+        </w:tc>
+        <w:tc>
+          <w:tcPr>
+            <w:shd w:fill="E8F8FF" w:val="clear"/>
+          </w:tcPr>
+          <w:p>
+            <w:pPr>
+              <w:pStyle w:val="Compact"/>
+            </w:pPr>
+          </w:p>
+        </w:tc>
+        <w:tc>
+          <w:tcPr>
+            <w:shd w:fill="E8F8FF" w:val="clear"/>
+          </w:tcPr>
+          <w:p>
+            <w:pPr>
+              <w:pStyle w:val="Compact"/>
+            </w:pPr>
+          </w:p>
+        </w:tc>
+      </w:tr>
+      <w:tr>
+        <w:tc>
+          <w:tcPr>
+            <w:shd w:fill="FFFFFF" w:val="clear"/>
+          </w:tcPr>
+          <w:p>
+            <w:pPr>
+              <w:pStyle w:val="Compact"/>
+              <w:jc w:val="left"/>
+            </w:pPr>
+            <w:r>
+              <w:rPr>
+                <w:color w:val="1A1A1A"/>
+                <w:sz w:val="19"/>
+              </w:rPr>
               <w:t xml:space="preserve">5</w:t>
             </w:r>
           </w:p>
         </w:tc>
         <w:tc>
-          <w:tcPr/>
-          <w:p>
-            <w:pPr>
-              <w:pStyle w:val="Compact"/>
-            </w:pPr>
-          </w:p>
-        </w:tc>
-        <w:tc>
-          <w:tcPr/>
-          <w:p>
-            <w:pPr>
-              <w:pStyle w:val="Compact"/>
-            </w:pPr>
-          </w:p>
-        </w:tc>
-        <w:tc>
-          <w:tcPr/>
-          <w:p>
-            <w:pPr>
-              <w:pStyle w:val="Compact"/>
-            </w:pPr>
-          </w:p>
-        </w:tc>
-        <w:tc>
-          <w:tcPr/>
-          <w:p>
-            <w:pPr>
-              <w:pStyle w:val="Compact"/>
-            </w:pPr>
-          </w:p>
-        </w:tc>
-        <w:tc>
-          <w:tcPr/>
-          <w:p>
-            <w:pPr>
-              <w:pStyle w:val="Compact"/>
-            </w:pPr>
-          </w:p>
-        </w:tc>
-      </w:tr>
-      <w:tr>
-        <w:tc>
-          <w:tcPr/>
-          <w:p>
-            <w:pPr>
-              <w:pStyle w:val="Compact"/>
-              <w:jc w:val="left"/>
-            </w:pPr>
-            <w:r>
+          <w:tcPr>
+            <w:shd w:fill="FFFFFF" w:val="clear"/>
+          </w:tcPr>
+          <w:p>
+            <w:pPr>
+              <w:pStyle w:val="Compact"/>
+            </w:pPr>
+          </w:p>
+        </w:tc>
+        <w:tc>
+          <w:tcPr>
+            <w:shd w:fill="FFFFFF" w:val="clear"/>
+          </w:tcPr>
+          <w:p>
+            <w:pPr>
+              <w:pStyle w:val="Compact"/>
+            </w:pPr>
+          </w:p>
+        </w:tc>
+        <w:tc>
+          <w:tcPr>
+            <w:shd w:fill="FFFFFF" w:val="clear"/>
+          </w:tcPr>
+          <w:p>
+            <w:pPr>
+              <w:pStyle w:val="Compact"/>
+            </w:pPr>
+          </w:p>
+        </w:tc>
+        <w:tc>
+          <w:tcPr>
+            <w:shd w:fill="FFFFFF" w:val="clear"/>
+          </w:tcPr>
+          <w:p>
+            <w:pPr>
+              <w:pStyle w:val="Compact"/>
+            </w:pPr>
+          </w:p>
+        </w:tc>
+        <w:tc>
+          <w:tcPr>
+            <w:shd w:fill="FFFFFF" w:val="clear"/>
+          </w:tcPr>
+          <w:p>
+            <w:pPr>
+              <w:pStyle w:val="Compact"/>
+            </w:pPr>
+          </w:p>
+        </w:tc>
+      </w:tr>
+      <w:tr>
+        <w:tc>
+          <w:tcPr>
+            <w:shd w:fill="E8F8FF" w:val="clear"/>
+          </w:tcPr>
+          <w:p>
+            <w:pPr>
+              <w:pStyle w:val="Compact"/>
+              <w:jc w:val="left"/>
+            </w:pPr>
+            <w:r>
+              <w:rPr>
+                <w:color w:val="1A1A1A"/>
+                <w:sz w:val="19"/>
+              </w:rPr>
               <w:t xml:space="preserve">6</w:t>
             </w:r>
           </w:p>
         </w:tc>
         <w:tc>
-          <w:tcPr/>
-          <w:p>
-            <w:pPr>
-              <w:pStyle w:val="Compact"/>
-            </w:pPr>
-          </w:p>
-        </w:tc>
-        <w:tc>
-          <w:tcPr/>
-          <w:p>
-            <w:pPr>
-              <w:pStyle w:val="Compact"/>
-            </w:pPr>
-          </w:p>
-        </w:tc>
-        <w:tc>
-          <w:tcPr/>
-          <w:p>
-            <w:pPr>
-              <w:pStyle w:val="Compact"/>
-            </w:pPr>
-          </w:p>
-        </w:tc>
-        <w:tc>
-          <w:tcPr/>
-          <w:p>
-            <w:pPr>
-              <w:pStyle w:val="Compact"/>
-            </w:pPr>
-          </w:p>
-        </w:tc>
-        <w:tc>
-          <w:tcPr/>
-          <w:p>
-            <w:pPr>
-              <w:pStyle w:val="Compact"/>
-            </w:pPr>
-          </w:p>
-        </w:tc>
-      </w:tr>
-      <w:tr>
-        <w:tc>
-          <w:tcPr/>
-          <w:p>
-            <w:pPr>
-              <w:pStyle w:val="Compact"/>
-              <w:jc w:val="left"/>
-            </w:pPr>
-            <w:r>
+          <w:tcPr>
+            <w:shd w:fill="E8F8FF" w:val="clear"/>
+          </w:tcPr>
+          <w:p>
+            <w:pPr>
+              <w:pStyle w:val="Compact"/>
+            </w:pPr>
+          </w:p>
+        </w:tc>
+        <w:tc>
+          <w:tcPr>
+            <w:shd w:fill="E8F8FF" w:val="clear"/>
+          </w:tcPr>
+          <w:p>
+            <w:pPr>
+              <w:pStyle w:val="Compact"/>
+            </w:pPr>
+          </w:p>
+        </w:tc>
+        <w:tc>
+          <w:tcPr>
+            <w:shd w:fill="E8F8FF" w:val="clear"/>
+          </w:tcPr>
+          <w:p>
+            <w:pPr>
+              <w:pStyle w:val="Compact"/>
+            </w:pPr>
+          </w:p>
+        </w:tc>
+        <w:tc>
+          <w:tcPr>
+            <w:shd w:fill="E8F8FF" w:val="clear"/>
+          </w:tcPr>
+          <w:p>
+            <w:pPr>
+              <w:pStyle w:val="Compact"/>
+            </w:pPr>
+          </w:p>
+        </w:tc>
+        <w:tc>
+          <w:tcPr>
+            <w:shd w:fill="E8F8FF" w:val="clear"/>
+          </w:tcPr>
+          <w:p>
+            <w:pPr>
+              <w:pStyle w:val="Compact"/>
+            </w:pPr>
+          </w:p>
+        </w:tc>
+      </w:tr>
+      <w:tr>
+        <w:tc>
+          <w:tcPr>
+            <w:shd w:fill="FFFFFF" w:val="clear"/>
+          </w:tcPr>
+          <w:p>
+            <w:pPr>
+              <w:pStyle w:val="Compact"/>
+              <w:jc w:val="left"/>
+            </w:pPr>
+            <w:r>
+              <w:rPr>
+                <w:color w:val="1A1A1A"/>
+                <w:sz w:val="19"/>
+              </w:rPr>
               <w:t xml:space="preserve">7</w:t>
             </w:r>
           </w:p>
         </w:tc>
         <w:tc>
-          <w:tcPr/>
-          <w:p>
-            <w:pPr>
-              <w:pStyle w:val="Compact"/>
-            </w:pPr>
-          </w:p>
-        </w:tc>
-        <w:tc>
-          <w:tcPr/>
-          <w:p>
-            <w:pPr>
-              <w:pStyle w:val="Compact"/>
-            </w:pPr>
-          </w:p>
-        </w:tc>
-        <w:tc>
-          <w:tcPr/>
-          <w:p>
-            <w:pPr>
-              <w:pStyle w:val="Compact"/>
-            </w:pPr>
-          </w:p>
-        </w:tc>
-        <w:tc>
-          <w:tcPr/>
-          <w:p>
-            <w:pPr>
-              <w:pStyle w:val="Compact"/>
-            </w:pPr>
-          </w:p>
-        </w:tc>
-        <w:tc>
-          <w:tcPr/>
-          <w:p>
-            <w:pPr>
-              <w:pStyle w:val="Compact"/>
-            </w:pPr>
-          </w:p>
-        </w:tc>
-      </w:tr>
-      <w:tr>
-        <w:tc>
-          <w:tcPr/>
-          <w:p>
-            <w:pPr>
-              <w:pStyle w:val="Compact"/>
-              <w:jc w:val="left"/>
-            </w:pPr>
-            <w:r>
+          <w:tcPr>
+            <w:shd w:fill="FFFFFF" w:val="clear"/>
+          </w:tcPr>
+          <w:p>
+            <w:pPr>
+              <w:pStyle w:val="Compact"/>
+            </w:pPr>
+          </w:p>
+        </w:tc>
+        <w:tc>
+          <w:tcPr>
+            <w:shd w:fill="FFFFFF" w:val="clear"/>
+          </w:tcPr>
+          <w:p>
+            <w:pPr>
+              <w:pStyle w:val="Compact"/>
+            </w:pPr>
+          </w:p>
+        </w:tc>
+        <w:tc>
+          <w:tcPr>
+            <w:shd w:fill="FFFFFF" w:val="clear"/>
+          </w:tcPr>
+          <w:p>
+            <w:pPr>
+              <w:pStyle w:val="Compact"/>
+            </w:pPr>
+          </w:p>
+        </w:tc>
+        <w:tc>
+          <w:tcPr>
+            <w:shd w:fill="FFFFFF" w:val="clear"/>
+          </w:tcPr>
+          <w:p>
+            <w:pPr>
+              <w:pStyle w:val="Compact"/>
+            </w:pPr>
+          </w:p>
+        </w:tc>
+        <w:tc>
+          <w:tcPr>
+            <w:shd w:fill="FFFFFF" w:val="clear"/>
+          </w:tcPr>
+          <w:p>
+            <w:pPr>
+              <w:pStyle w:val="Compact"/>
+            </w:pPr>
+          </w:p>
+        </w:tc>
+      </w:tr>
+      <w:tr>
+        <w:tc>
+          <w:tcPr>
+            <w:shd w:fill="E8F8FF" w:val="clear"/>
+          </w:tcPr>
+          <w:p>
+            <w:pPr>
+              <w:pStyle w:val="Compact"/>
+              <w:jc w:val="left"/>
+            </w:pPr>
+            <w:r>
+              <w:rPr>
+                <w:color w:val="1A1A1A"/>
+                <w:sz w:val="19"/>
+              </w:rPr>
               <w:t xml:space="preserve">8</w:t>
             </w:r>
           </w:p>
         </w:tc>
         <w:tc>
-          <w:tcPr/>
-          <w:p>
-            <w:pPr>
-              <w:pStyle w:val="Compact"/>
-            </w:pPr>
-          </w:p>
-        </w:tc>
-        <w:tc>
-          <w:tcPr/>
-          <w:p>
-            <w:pPr>
-              <w:pStyle w:val="Compact"/>
-            </w:pPr>
-          </w:p>
-        </w:tc>
-        <w:tc>
-          <w:tcPr/>
-          <w:p>
-            <w:pPr>
-              <w:pStyle w:val="Compact"/>
-            </w:pPr>
-          </w:p>
-        </w:tc>
-        <w:tc>
-          <w:tcPr/>
-          <w:p>
-            <w:pPr>
-              <w:pStyle w:val="Compact"/>
-            </w:pPr>
-          </w:p>
-        </w:tc>
-        <w:tc>
-          <w:tcPr/>
-          <w:p>
-            <w:pPr>
-              <w:pStyle w:val="Compact"/>
-            </w:pPr>
-          </w:p>
-        </w:tc>
-      </w:tr>
-      <w:tr>
-        <w:tc>
-          <w:tcPr/>
-          <w:p>
-            <w:pPr>
-              <w:pStyle w:val="Compact"/>
-              <w:jc w:val="left"/>
-            </w:pPr>
-            <w:r>
+          <w:tcPr>
+            <w:shd w:fill="E8F8FF" w:val="clear"/>
+          </w:tcPr>
+          <w:p>
+            <w:pPr>
+              <w:pStyle w:val="Compact"/>
+            </w:pPr>
+          </w:p>
+        </w:tc>
+        <w:tc>
+          <w:tcPr>
+            <w:shd w:fill="E8F8FF" w:val="clear"/>
+          </w:tcPr>
+          <w:p>
+            <w:pPr>
+              <w:pStyle w:val="Compact"/>
+            </w:pPr>
+          </w:p>
+        </w:tc>
+        <w:tc>
+          <w:tcPr>
+            <w:shd w:fill="E8F8FF" w:val="clear"/>
+          </w:tcPr>
+          <w:p>
+            <w:pPr>
+              <w:pStyle w:val="Compact"/>
+            </w:pPr>
+          </w:p>
+        </w:tc>
+        <w:tc>
+          <w:tcPr>
+            <w:shd w:fill="E8F8FF" w:val="clear"/>
+          </w:tcPr>
+          <w:p>
+            <w:pPr>
+              <w:pStyle w:val="Compact"/>
+            </w:pPr>
+          </w:p>
+        </w:tc>
+        <w:tc>
+          <w:tcPr>
+            <w:shd w:fill="E8F8FF" w:val="clear"/>
+          </w:tcPr>
+          <w:p>
+            <w:pPr>
+              <w:pStyle w:val="Compact"/>
+            </w:pPr>
+          </w:p>
+        </w:tc>
+      </w:tr>
+      <w:tr>
+        <w:tc>
+          <w:tcPr>
+            <w:shd w:fill="FFFFFF" w:val="clear"/>
+          </w:tcPr>
+          <w:p>
+            <w:pPr>
+              <w:pStyle w:val="Compact"/>
+              <w:jc w:val="left"/>
+            </w:pPr>
+            <w:r>
+              <w:rPr>
+                <w:color w:val="1A1A1A"/>
+                <w:sz w:val="19"/>
+              </w:rPr>
               <w:t xml:space="preserve">9</w:t>
             </w:r>
           </w:p>
         </w:tc>
         <w:tc>
-          <w:tcPr/>
-          <w:p>
-            <w:pPr>
-              <w:pStyle w:val="Compact"/>
-            </w:pPr>
-          </w:p>
-        </w:tc>
-        <w:tc>
-          <w:tcPr/>
-          <w:p>
-            <w:pPr>
-              <w:pStyle w:val="Compact"/>
-            </w:pPr>
-          </w:p>
-        </w:tc>
-        <w:tc>
-          <w:tcPr/>
-          <w:p>
-            <w:pPr>
-              <w:pStyle w:val="Compact"/>
-            </w:pPr>
-          </w:p>
-        </w:tc>
-        <w:tc>
-          <w:tcPr/>
-          <w:p>
-            <w:pPr>
-              <w:pStyle w:val="Compact"/>
-            </w:pPr>
-          </w:p>
-        </w:tc>
-        <w:tc>
-          <w:tcPr/>
-          <w:p>
-            <w:pPr>
-              <w:pStyle w:val="Compact"/>
-            </w:pPr>
-          </w:p>
-        </w:tc>
-      </w:tr>
-      <w:tr>
-        <w:tc>
-          <w:tcPr/>
-          <w:p>
-            <w:pPr>
-              <w:pStyle w:val="Compact"/>
-              <w:jc w:val="left"/>
-            </w:pPr>
-            <w:r>
+          <w:tcPr>
+            <w:shd w:fill="FFFFFF" w:val="clear"/>
+          </w:tcPr>
+          <w:p>
+            <w:pPr>
+              <w:pStyle w:val="Compact"/>
+            </w:pPr>
+          </w:p>
+        </w:tc>
+        <w:tc>
+          <w:tcPr>
+            <w:shd w:fill="FFFFFF" w:val="clear"/>
+          </w:tcPr>
+          <w:p>
+            <w:pPr>
+              <w:pStyle w:val="Compact"/>
+            </w:pPr>
+          </w:p>
+        </w:tc>
+        <w:tc>
+          <w:tcPr>
+            <w:shd w:fill="FFFFFF" w:val="clear"/>
+          </w:tcPr>
+          <w:p>
+            <w:pPr>
+              <w:pStyle w:val="Compact"/>
+            </w:pPr>
+          </w:p>
+        </w:tc>
+        <w:tc>
+          <w:tcPr>
+            <w:shd w:fill="FFFFFF" w:val="clear"/>
+          </w:tcPr>
+          <w:p>
+            <w:pPr>
+              <w:pStyle w:val="Compact"/>
+            </w:pPr>
+          </w:p>
+        </w:tc>
+        <w:tc>
+          <w:tcPr>
+            <w:shd w:fill="FFFFFF" w:val="clear"/>
+          </w:tcPr>
+          <w:p>
+            <w:pPr>
+              <w:pStyle w:val="Compact"/>
+            </w:pPr>
+          </w:p>
+        </w:tc>
+      </w:tr>
+      <w:tr>
+        <w:tc>
+          <w:tcPr>
+            <w:shd w:fill="E8F8FF" w:val="clear"/>
+          </w:tcPr>
+          <w:p>
+            <w:pPr>
+              <w:pStyle w:val="Compact"/>
+              <w:jc w:val="left"/>
+            </w:pPr>
+            <w:r>
+              <w:rPr>
+                <w:color w:val="1A1A1A"/>
+                <w:sz w:val="19"/>
+              </w:rPr>
               <w:t xml:space="preserve">10</w:t>
             </w:r>
           </w:p>
         </w:tc>
         <w:tc>
-          <w:tcPr/>
-          <w:p>
-            <w:pPr>
-              <w:pStyle w:val="Compact"/>
-            </w:pPr>
-          </w:p>
-        </w:tc>
-        <w:tc>
-          <w:tcPr/>
-          <w:p>
-            <w:pPr>
-              <w:pStyle w:val="Compact"/>
-            </w:pPr>
-          </w:p>
-        </w:tc>
-        <w:tc>
-          <w:tcPr/>
-          <w:p>
-            <w:pPr>
-              <w:pStyle w:val="Compact"/>
-            </w:pPr>
-          </w:p>
-        </w:tc>
-        <w:tc>
-          <w:tcPr/>
-          <w:p>
-            <w:pPr>
-              <w:pStyle w:val="Compact"/>
-            </w:pPr>
-          </w:p>
-        </w:tc>
-        <w:tc>
-          <w:tcPr/>
+          <w:tcPr>
+            <w:shd w:fill="E8F8FF" w:val="clear"/>
+          </w:tcPr>
+          <w:p>
+            <w:pPr>
+              <w:pStyle w:val="Compact"/>
+            </w:pPr>
+          </w:p>
+        </w:tc>
+        <w:tc>
+          <w:tcPr>
+            <w:shd w:fill="E8F8FF" w:val="clear"/>
+          </w:tcPr>
+          <w:p>
+            <w:pPr>
+              <w:pStyle w:val="Compact"/>
+            </w:pPr>
+          </w:p>
+        </w:tc>
+        <w:tc>
+          <w:tcPr>
+            <w:shd w:fill="E8F8FF" w:val="clear"/>
+          </w:tcPr>
+          <w:p>
+            <w:pPr>
+              <w:pStyle w:val="Compact"/>
+            </w:pPr>
+          </w:p>
+        </w:tc>
+        <w:tc>
+          <w:tcPr>
+            <w:shd w:fill="E8F8FF" w:val="clear"/>
+          </w:tcPr>
+          <w:p>
+            <w:pPr>
+              <w:pStyle w:val="Compact"/>
+            </w:pPr>
+          </w:p>
+        </w:tc>
+        <w:tc>
+          <w:tcPr>
+            <w:shd w:fill="E8F8FF" w:val="clear"/>
+          </w:tcPr>
           <w:p>
             <w:pPr>
               <w:pStyle w:val="Compact"/>
@@ -1455,9 +2134,29 @@
     <w:bookmarkStart w:id="27" w:name="summary"/>
     <w:p>
       <w:pPr>
+        <w:pBdr>
+          <w:top w:val="single" w:sz="18" w:space="1" w:color="F5A623"/>
+          <w:bottom w:val="single" w:sz="6" w:space="1" w:color="0099CC"/>
+        </w:pBdr>
+        <w:spacing w:before="200" w:after="200"/>
+      </w:pPr>
+    </w:p>
+    <w:p>
+      <w:pPr>
         <w:pStyle w:val="Heading2"/>
-      </w:pPr>
-      <w:r>
+        <w:rPr>
+          <w:color w:val="0099CC"/>
+        </w:rPr>
+        <w:pBdr>
+          <w:bottom w:val="single" w:sz="6" w:space="2" w:color="00BFFF"/>
+        </w:pBdr>
+      </w:pPr>
+      <w:r>
+        <w:rPr>
+          <w:b/>
+          <w:color w:val="0099CC"/>
+          <w:sz w:val="32"/>
+        </w:rPr>
         <w:t xml:space="preserve">SUMMARY</w:t>
       </w:r>
     </w:p>
@@ -1467,6 +2166,14 @@
         <w:tblW w:type="pct" w:w="5000"/>
         <w:tblLook w:firstRow="1" w:lastRow="0" w:firstColumn="0" w:lastColumn="0" w:noHBand="0" w:noVBand="0" w:val="0020"/>
         <w:jc w:val="start"/>
+        <w:tblBorders>
+          <w:top w:val="single" w:sz="4" w:space="0" w:color="B0D4E8"/>
+          <w:left w:val="single" w:sz="4" w:space="0" w:color="B0D4E8"/>
+          <w:bottom w:val="single" w:sz="4" w:space="0" w:color="B0D4E8"/>
+          <w:right w:val="single" w:sz="4" w:space="0" w:color="B0D4E8"/>
+          <w:insideH w:val="single" w:sz="4" w:space="0" w:color="B0D4E8"/>
+          <w:insideV w:val="single" w:sz="4" w:space="0" w:color="B0D4E8"/>
+        </w:tblBorders>
       </w:tblPr>
       <w:tblGrid>
         <w:gridCol w:w="3960"/>
@@ -1477,21 +2184,30 @@
           <w:tblHeader w:val="true"/>
         </w:trPr>
         <w:tc>
-          <w:tcPr/>
-          <w:p>
-            <w:pPr>
-              <w:pStyle w:val="Compact"/>
-            </w:pPr>
-          </w:p>
-        </w:tc>
-        <w:tc>
-          <w:tcPr/>
-          <w:p>
-            <w:pPr>
-              <w:pStyle w:val="Compact"/>
-              <w:jc w:val="left"/>
-            </w:pPr>
-            <w:r>
+          <w:tcPr>
+            <w:shd w:fill="0099CC" w:val="clear"/>
+          </w:tcPr>
+          <w:p>
+            <w:pPr>
+              <w:pStyle w:val="Compact"/>
+            </w:pPr>
+          </w:p>
+        </w:tc>
+        <w:tc>
+          <w:tcPr>
+            <w:shd w:fill="0099CC" w:val="clear"/>
+          </w:tcPr>
+          <w:p>
+            <w:pPr>
+              <w:pStyle w:val="Compact"/>
+              <w:jc w:val="left"/>
+            </w:pPr>
+            <w:r>
+              <w:rPr>
+                <w:b/>
+                <w:color w:val="FFFFFF"/>
+                <w:sz w:val="20"/>
+              </w:rPr>
               <w:t xml:space="preserve">Amount (NGN)</w:t>
             </w:r>
           </w:p>
@@ -1499,7 +2215,9 @@
       </w:tr>
       <w:tr>
         <w:tc>
-          <w:tcPr/>
+          <w:tcPr>
+            <w:shd w:fill="FFFFFF" w:val="clear"/>
+          </w:tcPr>
           <w:p>
             <w:pPr>
               <w:pStyle w:val="Compact"/>
@@ -1509,19 +2227,27 @@
               <w:rPr>
                 <w:bCs/>
                 <w:b/>
+                <w:color w:val="1A1A1A"/>
+                <w:sz w:val="19"/>
               </w:rPr>
               <w:t xml:space="preserve">Subtotal</w:t>
             </w:r>
           </w:p>
         </w:tc>
         <w:tc>
-          <w:tcPr/>
-          <w:p>
-            <w:pPr>
-              <w:pStyle w:val="Compact"/>
-              <w:jc w:val="left"/>
-            </w:pPr>
-            <w:r>
+          <w:tcPr>
+            <w:shd w:fill="FFFFFF" w:val="clear"/>
+          </w:tcPr>
+          <w:p>
+            <w:pPr>
+              <w:pStyle w:val="Compact"/>
+              <w:jc w:val="left"/>
+            </w:pPr>
+            <w:r>
+              <w:rPr>
+                <w:color w:val="1A1A1A"/>
+                <w:sz w:val="19"/>
+              </w:rPr>
               <w:t xml:space="preserve">__________________________________________</w:t>
             </w:r>
           </w:p>
@@ -1529,7 +2255,9 @@
       </w:tr>
       <w:tr>
         <w:tc>
-          <w:tcPr/>
+          <w:tcPr>
+            <w:shd w:fill="E8F8FF" w:val="clear"/>
+          </w:tcPr>
           <w:p>
             <w:pPr>
               <w:pStyle w:val="Compact"/>
@@ -1539,19 +2267,27 @@
               <w:rPr>
                 <w:bCs/>
                 <w:b/>
+                <w:color w:val="1A1A1A"/>
+                <w:sz w:val="19"/>
               </w:rPr>
               <w:t xml:space="preserve">VAT (7.5% — FIRS Compliant)</w:t>
             </w:r>
           </w:p>
         </w:tc>
         <w:tc>
-          <w:tcPr/>
-          <w:p>
-            <w:pPr>
-              <w:pStyle w:val="Compact"/>
-              <w:jc w:val="left"/>
-            </w:pPr>
-            <w:r>
+          <w:tcPr>
+            <w:shd w:fill="E8F8FF" w:val="clear"/>
+          </w:tcPr>
+          <w:p>
+            <w:pPr>
+              <w:pStyle w:val="Compact"/>
+              <w:jc w:val="left"/>
+            </w:pPr>
+            <w:r>
+              <w:rPr>
+                <w:color w:val="1A1A1A"/>
+                <w:sz w:val="19"/>
+              </w:rPr>
               <w:t xml:space="preserve">__________________________________________</w:t>
             </w:r>
           </w:p>
@@ -1559,7 +2295,9 @@
       </w:tr>
       <w:tr>
         <w:tc>
-          <w:tcPr/>
+          <w:tcPr>
+            <w:shd w:fill="FFFFFF" w:val="clear"/>
+          </w:tcPr>
           <w:p>
             <w:pPr>
               <w:pStyle w:val="Compact"/>
@@ -1569,19 +2307,27 @@
               <w:rPr>
                 <w:bCs/>
                 <w:b/>
+                <w:color w:val="1A1A1A"/>
+                <w:sz w:val="19"/>
               </w:rPr>
               <w:t xml:space="preserve">Withholding Tax (if applicable)</w:t>
             </w:r>
           </w:p>
         </w:tc>
         <w:tc>
-          <w:tcPr/>
-          <w:p>
-            <w:pPr>
-              <w:pStyle w:val="Compact"/>
-              <w:jc w:val="left"/>
-            </w:pPr>
-            <w:r>
+          <w:tcPr>
+            <w:shd w:fill="FFFFFF" w:val="clear"/>
+          </w:tcPr>
+          <w:p>
+            <w:pPr>
+              <w:pStyle w:val="Compact"/>
+              <w:jc w:val="left"/>
+            </w:pPr>
+            <w:r>
+              <w:rPr>
+                <w:color w:val="1A1A1A"/>
+                <w:sz w:val="19"/>
+              </w:rPr>
               <w:t xml:space="preserve">__________________________________________</w:t>
             </w:r>
           </w:p>
@@ -1589,7 +2335,9 @@
       </w:tr>
       <w:tr>
         <w:tc>
-          <w:tcPr/>
+          <w:tcPr>
+            <w:shd w:fill="E8F8FF" w:val="clear"/>
+          </w:tcPr>
           <w:p>
             <w:pPr>
               <w:pStyle w:val="Compact"/>
@@ -1599,19 +2347,27 @@
               <w:rPr>
                 <w:bCs/>
                 <w:b/>
+                <w:color w:val="1A1A1A"/>
+                <w:sz w:val="19"/>
               </w:rPr>
               <w:t xml:space="preserve">Discount</w:t>
             </w:r>
           </w:p>
         </w:tc>
         <w:tc>
-          <w:tcPr/>
-          <w:p>
-            <w:pPr>
-              <w:pStyle w:val="Compact"/>
-              <w:jc w:val="left"/>
-            </w:pPr>
-            <w:r>
+          <w:tcPr>
+            <w:shd w:fill="E8F8FF" w:val="clear"/>
+          </w:tcPr>
+          <w:p>
+            <w:pPr>
+              <w:pStyle w:val="Compact"/>
+              <w:jc w:val="left"/>
+            </w:pPr>
+            <w:r>
+              <w:rPr>
+                <w:color w:val="1A1A1A"/>
+                <w:sz w:val="19"/>
+              </w:rPr>
               <w:t xml:space="preserve">__________________________________________</w:t>
             </w:r>
           </w:p>
@@ -1619,7 +2375,9 @@
       </w:tr>
       <w:tr>
         <w:tc>
-          <w:tcPr/>
+          <w:tcPr>
+            <w:shd w:fill="FFFFFF" w:val="clear"/>
+          </w:tcPr>
           <w:p>
             <w:pPr>
               <w:pStyle w:val="Compact"/>
@@ -1629,19 +2387,27 @@
               <w:rPr>
                 <w:bCs/>
                 <w:b/>
+                <w:color w:val="1A1A1A"/>
+                <w:sz w:val="19"/>
               </w:rPr>
               <w:t xml:space="preserve">TOTAL AMOUNT DUE</w:t>
             </w:r>
           </w:p>
         </w:tc>
         <w:tc>
-          <w:tcPr/>
-          <w:p>
-            <w:pPr>
-              <w:pStyle w:val="Compact"/>
-              <w:jc w:val="left"/>
-            </w:pPr>
-            <w:r>
+          <w:tcPr>
+            <w:shd w:fill="FFFFFF" w:val="clear"/>
+          </w:tcPr>
+          <w:p>
+            <w:pPr>
+              <w:pStyle w:val="Compact"/>
+              <w:jc w:val="left"/>
+            </w:pPr>
+            <w:r>
+              <w:rPr>
+                <w:color w:val="1A1A1A"/>
+                <w:sz w:val="19"/>
+              </w:rPr>
               <w:t xml:space="preserve">__________________________________________</w:t>
             </w:r>
           </w:p>
@@ -1677,9 +2443,29 @@
     <w:bookmarkStart w:id="28" w:name="payment-terms"/>
     <w:p>
       <w:pPr>
+        <w:pBdr>
+          <w:top w:val="single" w:sz="18" w:space="1" w:color="F5A623"/>
+          <w:bottom w:val="single" w:sz="6" w:space="1" w:color="0099CC"/>
+        </w:pBdr>
+        <w:spacing w:before="200" w:after="200"/>
+      </w:pPr>
+    </w:p>
+    <w:p>
+      <w:pPr>
         <w:pStyle w:val="Heading2"/>
-      </w:pPr>
-      <w:r>
+        <w:rPr>
+          <w:color w:val="0099CC"/>
+        </w:rPr>
+        <w:pBdr>
+          <w:bottom w:val="single" w:sz="6" w:space="2" w:color="00BFFF"/>
+        </w:pBdr>
+      </w:pPr>
+      <w:r>
+        <w:rPr>
+          <w:b/>
+          <w:color w:val="0099CC"/>
+          <w:sz w:val="32"/>
+        </w:rPr>
         <w:t xml:space="preserve">PAYMENT TERMS</w:t>
       </w:r>
     </w:p>
@@ -1754,9 +2540,29 @@
     <w:bookmarkStart w:id="31" w:name="bank-details"/>
     <w:p>
       <w:pPr>
+        <w:pBdr>
+          <w:top w:val="single" w:sz="18" w:space="1" w:color="F5A623"/>
+          <w:bottom w:val="single" w:sz="6" w:space="1" w:color="0099CC"/>
+        </w:pBdr>
+        <w:spacing w:before="200" w:after="200"/>
+      </w:pPr>
+    </w:p>
+    <w:p>
+      <w:pPr>
         <w:pStyle w:val="Heading2"/>
-      </w:pPr>
-      <w:r>
+        <w:rPr>
+          <w:color w:val="0099CC"/>
+        </w:rPr>
+        <w:pBdr>
+          <w:bottom w:val="single" w:sz="6" w:space="2" w:color="00BFFF"/>
+        </w:pBdr>
+      </w:pPr>
+      <w:r>
+        <w:rPr>
+          <w:b/>
+          <w:color w:val="0099CC"/>
+          <w:sz w:val="32"/>
+        </w:rPr>
         <w:t xml:space="preserve">BANK DETAILS</w:t>
       </w:r>
     </w:p>
@@ -1764,8 +2570,16 @@
     <w:p>
       <w:pPr>
         <w:pStyle w:val="Heading3"/>
-      </w:pPr>
-      <w:r>
+        <w:rPr>
+          <w:color w:val="E08A00"/>
+        </w:rPr>
+      </w:pPr>
+      <w:r>
+        <w:rPr>
+          <w:b/>
+          <w:color w:val="E08A00"/>
+          <w:sz w:val="26"/>
+        </w:rPr>
         <w:t xml:space="preserve">Naira Account (NGN)</w:t>
       </w:r>
     </w:p>
@@ -1775,6 +2589,14 @@
         <w:tblW w:type="auto" w:w="0"/>
         <w:tblLook w:firstRow="1" w:lastRow="0" w:firstColumn="0" w:lastColumn="0" w:noHBand="0" w:noVBand="0" w:val="0020"/>
         <w:jc w:val="start"/>
+        <w:tblBorders>
+          <w:top w:val="single" w:sz="4" w:space="0" w:color="B0D4E8"/>
+          <w:left w:val="single" w:sz="4" w:space="0" w:color="B0D4E8"/>
+          <w:bottom w:val="single" w:sz="4" w:space="0" w:color="B0D4E8"/>
+          <w:right w:val="single" w:sz="4" w:space="0" w:color="B0D4E8"/>
+          <w:insideH w:val="single" w:sz="4" w:space="0" w:color="B0D4E8"/>
+          <w:insideV w:val="single" w:sz="4" w:space="0" w:color="B0D4E8"/>
+        </w:tblBorders>
       </w:tblPr>
       <w:tblGrid>
         <w:gridCol w:w="3960"/>
@@ -1785,25 +2607,39 @@
           <w:tblHeader w:val="true"/>
         </w:trPr>
         <w:tc>
-          <w:tcPr/>
-          <w:p>
-            <w:pPr>
-              <w:pStyle w:val="Compact"/>
-              <w:jc w:val="left"/>
-            </w:pPr>
-            <w:r>
+          <w:tcPr>
+            <w:shd w:fill="0099CC" w:val="clear"/>
+          </w:tcPr>
+          <w:p>
+            <w:pPr>
+              <w:pStyle w:val="Compact"/>
+              <w:jc w:val="left"/>
+            </w:pPr>
+            <w:r>
+              <w:rPr>
+                <w:b/>
+                <w:color w:val="FFFFFF"/>
+                <w:sz w:val="20"/>
+              </w:rPr>
               <w:t xml:space="preserve">Field</w:t>
             </w:r>
           </w:p>
         </w:tc>
         <w:tc>
-          <w:tcPr/>
-          <w:p>
-            <w:pPr>
-              <w:pStyle w:val="Compact"/>
-              <w:jc w:val="left"/>
-            </w:pPr>
-            <w:r>
+          <w:tcPr>
+            <w:shd w:fill="0099CC" w:val="clear"/>
+          </w:tcPr>
+          <w:p>
+            <w:pPr>
+              <w:pStyle w:val="Compact"/>
+              <w:jc w:val="left"/>
+            </w:pPr>
+            <w:r>
+              <w:rPr>
+                <w:b/>
+                <w:color w:val="FFFFFF"/>
+                <w:sz w:val="20"/>
+              </w:rPr>
               <w:t xml:space="preserve">Details</w:t>
             </w:r>
           </w:p>
@@ -1811,25 +2647,37 @@
       </w:tr>
       <w:tr>
         <w:tc>
-          <w:tcPr/>
-          <w:p>
-            <w:pPr>
-              <w:pStyle w:val="Compact"/>
-              <w:jc w:val="left"/>
-            </w:pPr>
-            <w:r>
+          <w:tcPr>
+            <w:shd w:fill="FFFFFF" w:val="clear"/>
+          </w:tcPr>
+          <w:p>
+            <w:pPr>
+              <w:pStyle w:val="Compact"/>
+              <w:jc w:val="left"/>
+            </w:pPr>
+            <w:r>
+              <w:rPr>
+                <w:color w:val="1A1A1A"/>
+                <w:sz w:val="19"/>
+              </w:rPr>
               <w:t xml:space="preserve">Bank Name</w:t>
             </w:r>
           </w:p>
         </w:tc>
         <w:tc>
-          <w:tcPr/>
-          <w:p>
-            <w:pPr>
-              <w:pStyle w:val="Compact"/>
-              <w:jc w:val="left"/>
-            </w:pPr>
-            <w:r>
+          <w:tcPr>
+            <w:shd w:fill="FFFFFF" w:val="clear"/>
+          </w:tcPr>
+          <w:p>
+            <w:pPr>
+              <w:pStyle w:val="Compact"/>
+              <w:jc w:val="left"/>
+            </w:pPr>
+            <w:r>
+              <w:rPr>
+                <w:color w:val="1A1A1A"/>
+                <w:sz w:val="19"/>
+              </w:rPr>
               <w:t xml:space="preserve">__________________________________________</w:t>
             </w:r>
           </w:p>
@@ -1837,25 +2685,37 @@
       </w:tr>
       <w:tr>
         <w:tc>
-          <w:tcPr/>
-          <w:p>
-            <w:pPr>
-              <w:pStyle w:val="Compact"/>
-              <w:jc w:val="left"/>
-            </w:pPr>
-            <w:r>
+          <w:tcPr>
+            <w:shd w:fill="E8F8FF" w:val="clear"/>
+          </w:tcPr>
+          <w:p>
+            <w:pPr>
+              <w:pStyle w:val="Compact"/>
+              <w:jc w:val="left"/>
+            </w:pPr>
+            <w:r>
+              <w:rPr>
+                <w:color w:val="1A1A1A"/>
+                <w:sz w:val="19"/>
+              </w:rPr>
               <w:t xml:space="preserve">Account Name</w:t>
             </w:r>
           </w:p>
         </w:tc>
         <w:tc>
-          <w:tcPr/>
-          <w:p>
-            <w:pPr>
-              <w:pStyle w:val="Compact"/>
-              <w:jc w:val="left"/>
-            </w:pPr>
-            <w:r>
+          <w:tcPr>
+            <w:shd w:fill="E8F8FF" w:val="clear"/>
+          </w:tcPr>
+          <w:p>
+            <w:pPr>
+              <w:pStyle w:val="Compact"/>
+              <w:jc w:val="left"/>
+            </w:pPr>
+            <w:r>
+              <w:rPr>
+                <w:color w:val="1A1A1A"/>
+                <w:sz w:val="19"/>
+              </w:rPr>
               <w:t xml:space="preserve">PECH Group Holdings Ltd</w:t>
             </w:r>
           </w:p>
@@ -1863,25 +2723,37 @@
       </w:tr>
       <w:tr>
         <w:tc>
-          <w:tcPr/>
-          <w:p>
-            <w:pPr>
-              <w:pStyle w:val="Compact"/>
-              <w:jc w:val="left"/>
-            </w:pPr>
-            <w:r>
+          <w:tcPr>
+            <w:shd w:fill="FFFFFF" w:val="clear"/>
+          </w:tcPr>
+          <w:p>
+            <w:pPr>
+              <w:pStyle w:val="Compact"/>
+              <w:jc w:val="left"/>
+            </w:pPr>
+            <w:r>
+              <w:rPr>
+                <w:color w:val="1A1A1A"/>
+                <w:sz w:val="19"/>
+              </w:rPr>
               <w:t xml:space="preserve">Account Number</w:t>
             </w:r>
           </w:p>
         </w:tc>
         <w:tc>
-          <w:tcPr/>
-          <w:p>
-            <w:pPr>
-              <w:pStyle w:val="Compact"/>
-              <w:jc w:val="left"/>
-            </w:pPr>
-            <w:r>
+          <w:tcPr>
+            <w:shd w:fill="FFFFFF" w:val="clear"/>
+          </w:tcPr>
+          <w:p>
+            <w:pPr>
+              <w:pStyle w:val="Compact"/>
+              <w:jc w:val="left"/>
+            </w:pPr>
+            <w:r>
+              <w:rPr>
+                <w:color w:val="1A1A1A"/>
+                <w:sz w:val="19"/>
+              </w:rPr>
               <w:t xml:space="preserve">__________________________________________</w:t>
             </w:r>
           </w:p>
@@ -1889,25 +2761,37 @@
       </w:tr>
       <w:tr>
         <w:tc>
-          <w:tcPr/>
-          <w:p>
-            <w:pPr>
-              <w:pStyle w:val="Compact"/>
-              <w:jc w:val="left"/>
-            </w:pPr>
-            <w:r>
+          <w:tcPr>
+            <w:shd w:fill="E8F8FF" w:val="clear"/>
+          </w:tcPr>
+          <w:p>
+            <w:pPr>
+              <w:pStyle w:val="Compact"/>
+              <w:jc w:val="left"/>
+            </w:pPr>
+            <w:r>
+              <w:rPr>
+                <w:color w:val="1A1A1A"/>
+                <w:sz w:val="19"/>
+              </w:rPr>
               <w:t xml:space="preserve">Sort Code</w:t>
             </w:r>
           </w:p>
         </w:tc>
         <w:tc>
-          <w:tcPr/>
-          <w:p>
-            <w:pPr>
-              <w:pStyle w:val="Compact"/>
-              <w:jc w:val="left"/>
-            </w:pPr>
-            <w:r>
+          <w:tcPr>
+            <w:shd w:fill="E8F8FF" w:val="clear"/>
+          </w:tcPr>
+          <w:p>
+            <w:pPr>
+              <w:pStyle w:val="Compact"/>
+              <w:jc w:val="left"/>
+            </w:pPr>
+            <w:r>
+              <w:rPr>
+                <w:color w:val="1A1A1A"/>
+                <w:sz w:val="19"/>
+              </w:rPr>
               <w:t xml:space="preserve">__________________________________________</w:t>
             </w:r>
           </w:p>
@@ -1919,8 +2803,16 @@
     <w:p>
       <w:pPr>
         <w:pStyle w:val="Heading3"/>
-      </w:pPr>
-      <w:r>
+        <w:rPr>
+          <w:color w:val="E08A00"/>
+        </w:rPr>
+      </w:pPr>
+      <w:r>
+        <w:rPr>
+          <w:b/>
+          <w:color w:val="E08A00"/>
+          <w:sz w:val="26"/>
+        </w:rPr>
         <w:t xml:space="preserve">US Dollar Account (USD)</w:t>
       </w:r>
     </w:p>
@@ -1930,6 +2822,14 @@
         <w:tblW w:type="auto" w:w="0"/>
         <w:tblLook w:firstRow="1" w:lastRow="0" w:firstColumn="0" w:lastColumn="0" w:noHBand="0" w:noVBand="0" w:val="0020"/>
         <w:jc w:val="start"/>
+        <w:tblBorders>
+          <w:top w:val="single" w:sz="4" w:space="0" w:color="B0D4E8"/>
+          <w:left w:val="single" w:sz="4" w:space="0" w:color="B0D4E8"/>
+          <w:bottom w:val="single" w:sz="4" w:space="0" w:color="B0D4E8"/>
+          <w:right w:val="single" w:sz="4" w:space="0" w:color="B0D4E8"/>
+          <w:insideH w:val="single" w:sz="4" w:space="0" w:color="B0D4E8"/>
+          <w:insideV w:val="single" w:sz="4" w:space="0" w:color="B0D4E8"/>
+        </w:tblBorders>
       </w:tblPr>
       <w:tblGrid>
         <w:gridCol w:w="3960"/>
@@ -1940,25 +2840,39 @@
           <w:tblHeader w:val="true"/>
         </w:trPr>
         <w:tc>
-          <w:tcPr/>
-          <w:p>
-            <w:pPr>
-              <w:pStyle w:val="Compact"/>
-              <w:jc w:val="left"/>
-            </w:pPr>
-            <w:r>
+          <w:tcPr>
+            <w:shd w:fill="0099CC" w:val="clear"/>
+          </w:tcPr>
+          <w:p>
+            <w:pPr>
+              <w:pStyle w:val="Compact"/>
+              <w:jc w:val="left"/>
+            </w:pPr>
+            <w:r>
+              <w:rPr>
+                <w:b/>
+                <w:color w:val="FFFFFF"/>
+                <w:sz w:val="20"/>
+              </w:rPr>
               <w:t xml:space="preserve">Field</w:t>
             </w:r>
           </w:p>
         </w:tc>
         <w:tc>
-          <w:tcPr/>
-          <w:p>
-            <w:pPr>
-              <w:pStyle w:val="Compact"/>
-              <w:jc w:val="left"/>
-            </w:pPr>
-            <w:r>
+          <w:tcPr>
+            <w:shd w:fill="0099CC" w:val="clear"/>
+          </w:tcPr>
+          <w:p>
+            <w:pPr>
+              <w:pStyle w:val="Compact"/>
+              <w:jc w:val="left"/>
+            </w:pPr>
+            <w:r>
+              <w:rPr>
+                <w:b/>
+                <w:color w:val="FFFFFF"/>
+                <w:sz w:val="20"/>
+              </w:rPr>
               <w:t xml:space="preserve">Details</w:t>
             </w:r>
           </w:p>
@@ -1966,25 +2880,37 @@
       </w:tr>
       <w:tr>
         <w:tc>
-          <w:tcPr/>
-          <w:p>
-            <w:pPr>
-              <w:pStyle w:val="Compact"/>
-              <w:jc w:val="left"/>
-            </w:pPr>
-            <w:r>
+          <w:tcPr>
+            <w:shd w:fill="FFFFFF" w:val="clear"/>
+          </w:tcPr>
+          <w:p>
+            <w:pPr>
+              <w:pStyle w:val="Compact"/>
+              <w:jc w:val="left"/>
+            </w:pPr>
+            <w:r>
+              <w:rPr>
+                <w:color w:val="1A1A1A"/>
+                <w:sz w:val="19"/>
+              </w:rPr>
               <w:t xml:space="preserve">Bank Name</w:t>
             </w:r>
           </w:p>
         </w:tc>
         <w:tc>
-          <w:tcPr/>
-          <w:p>
-            <w:pPr>
-              <w:pStyle w:val="Compact"/>
-              <w:jc w:val="left"/>
-            </w:pPr>
-            <w:r>
+          <w:tcPr>
+            <w:shd w:fill="FFFFFF" w:val="clear"/>
+          </w:tcPr>
+          <w:p>
+            <w:pPr>
+              <w:pStyle w:val="Compact"/>
+              <w:jc w:val="left"/>
+            </w:pPr>
+            <w:r>
+              <w:rPr>
+                <w:color w:val="1A1A1A"/>
+                <w:sz w:val="19"/>
+              </w:rPr>
               <w:t xml:space="preserve">__________________________________________</w:t>
             </w:r>
           </w:p>
@@ -1992,25 +2918,37 @@
       </w:tr>
       <w:tr>
         <w:tc>
-          <w:tcPr/>
-          <w:p>
-            <w:pPr>
-              <w:pStyle w:val="Compact"/>
-              <w:jc w:val="left"/>
-            </w:pPr>
-            <w:r>
+          <w:tcPr>
+            <w:shd w:fill="E8F8FF" w:val="clear"/>
+          </w:tcPr>
+          <w:p>
+            <w:pPr>
+              <w:pStyle w:val="Compact"/>
+              <w:jc w:val="left"/>
+            </w:pPr>
+            <w:r>
+              <w:rPr>
+                <w:color w:val="1A1A1A"/>
+                <w:sz w:val="19"/>
+              </w:rPr>
               <w:t xml:space="preserve">Account Name</w:t>
             </w:r>
           </w:p>
         </w:tc>
         <w:tc>
-          <w:tcPr/>
-          <w:p>
-            <w:pPr>
-              <w:pStyle w:val="Compact"/>
-              <w:jc w:val="left"/>
-            </w:pPr>
-            <w:r>
+          <w:tcPr>
+            <w:shd w:fill="E8F8FF" w:val="clear"/>
+          </w:tcPr>
+          <w:p>
+            <w:pPr>
+              <w:pStyle w:val="Compact"/>
+              <w:jc w:val="left"/>
+            </w:pPr>
+            <w:r>
+              <w:rPr>
+                <w:color w:val="1A1A1A"/>
+                <w:sz w:val="19"/>
+              </w:rPr>
               <w:t xml:space="preserve">PECH Group Holdings Ltd</w:t>
             </w:r>
           </w:p>
@@ -2018,25 +2956,37 @@
       </w:tr>
       <w:tr>
         <w:tc>
-          <w:tcPr/>
-          <w:p>
-            <w:pPr>
-              <w:pStyle w:val="Compact"/>
-              <w:jc w:val="left"/>
-            </w:pPr>
-            <w:r>
+          <w:tcPr>
+            <w:shd w:fill="FFFFFF" w:val="clear"/>
+          </w:tcPr>
+          <w:p>
+            <w:pPr>
+              <w:pStyle w:val="Compact"/>
+              <w:jc w:val="left"/>
+            </w:pPr>
+            <w:r>
+              <w:rPr>
+                <w:color w:val="1A1A1A"/>
+                <w:sz w:val="19"/>
+              </w:rPr>
               <w:t xml:space="preserve">Account Number</w:t>
             </w:r>
           </w:p>
         </w:tc>
         <w:tc>
-          <w:tcPr/>
-          <w:p>
-            <w:pPr>
-              <w:pStyle w:val="Compact"/>
-              <w:jc w:val="left"/>
-            </w:pPr>
-            <w:r>
+          <w:tcPr>
+            <w:shd w:fill="FFFFFF" w:val="clear"/>
+          </w:tcPr>
+          <w:p>
+            <w:pPr>
+              <w:pStyle w:val="Compact"/>
+              <w:jc w:val="left"/>
+            </w:pPr>
+            <w:r>
+              <w:rPr>
+                <w:color w:val="1A1A1A"/>
+                <w:sz w:val="19"/>
+              </w:rPr>
               <w:t xml:space="preserve">__________________________________________</w:t>
             </w:r>
           </w:p>
@@ -2044,25 +2994,37 @@
       </w:tr>
       <w:tr>
         <w:tc>
-          <w:tcPr/>
-          <w:p>
-            <w:pPr>
-              <w:pStyle w:val="Compact"/>
-              <w:jc w:val="left"/>
-            </w:pPr>
-            <w:r>
+          <w:tcPr>
+            <w:shd w:fill="E8F8FF" w:val="clear"/>
+          </w:tcPr>
+          <w:p>
+            <w:pPr>
+              <w:pStyle w:val="Compact"/>
+              <w:jc w:val="left"/>
+            </w:pPr>
+            <w:r>
+              <w:rPr>
+                <w:color w:val="1A1A1A"/>
+                <w:sz w:val="19"/>
+              </w:rPr>
               <w:t xml:space="preserve">SWIFT/BIC Code</w:t>
             </w:r>
           </w:p>
         </w:tc>
         <w:tc>
-          <w:tcPr/>
-          <w:p>
-            <w:pPr>
-              <w:pStyle w:val="Compact"/>
-              <w:jc w:val="left"/>
-            </w:pPr>
-            <w:r>
+          <w:tcPr>
+            <w:shd w:fill="E8F8FF" w:val="clear"/>
+          </w:tcPr>
+          <w:p>
+            <w:pPr>
+              <w:pStyle w:val="Compact"/>
+              <w:jc w:val="left"/>
+            </w:pPr>
+            <w:r>
+              <w:rPr>
+                <w:color w:val="1A1A1A"/>
+                <w:sz w:val="19"/>
+              </w:rPr>
               <w:t xml:space="preserve">__________________________________________</w:t>
             </w:r>
           </w:p>
@@ -2070,25 +3032,37 @@
       </w:tr>
       <w:tr>
         <w:tc>
-          <w:tcPr/>
-          <w:p>
-            <w:pPr>
-              <w:pStyle w:val="Compact"/>
-              <w:jc w:val="left"/>
-            </w:pPr>
-            <w:r>
+          <w:tcPr>
+            <w:shd w:fill="FFFFFF" w:val="clear"/>
+          </w:tcPr>
+          <w:p>
+            <w:pPr>
+              <w:pStyle w:val="Compact"/>
+              <w:jc w:val="left"/>
+            </w:pPr>
+            <w:r>
+              <w:rPr>
+                <w:color w:val="1A1A1A"/>
+                <w:sz w:val="19"/>
+              </w:rPr>
               <w:t xml:space="preserve">Routing Number</w:t>
             </w:r>
           </w:p>
         </w:tc>
         <w:tc>
-          <w:tcPr/>
-          <w:p>
-            <w:pPr>
-              <w:pStyle w:val="Compact"/>
-              <w:jc w:val="left"/>
-            </w:pPr>
-            <w:r>
+          <w:tcPr>
+            <w:shd w:fill="FFFFFF" w:val="clear"/>
+          </w:tcPr>
+          <w:p>
+            <w:pPr>
+              <w:pStyle w:val="Compact"/>
+              <w:jc w:val="left"/>
+            </w:pPr>
+            <w:r>
+              <w:rPr>
+                <w:color w:val="1A1A1A"/>
+                <w:sz w:val="19"/>
+              </w:rPr>
               <w:t xml:space="preserve">__________________________________________</w:t>
             </w:r>
           </w:p>
@@ -2107,9 +3081,29 @@
     <w:bookmarkStart w:id="32" w:name="terms-and-conditions"/>
     <w:p>
       <w:pPr>
+        <w:pBdr>
+          <w:top w:val="single" w:sz="18" w:space="1" w:color="F5A623"/>
+          <w:bottom w:val="single" w:sz="6" w:space="1" w:color="0099CC"/>
+        </w:pBdr>
+        <w:spacing w:before="200" w:after="200"/>
+      </w:pPr>
+    </w:p>
+    <w:p>
+      <w:pPr>
         <w:pStyle w:val="Heading2"/>
-      </w:pPr>
-      <w:r>
+        <w:rPr>
+          <w:color w:val="0099CC"/>
+        </w:rPr>
+        <w:pBdr>
+          <w:bottom w:val="single" w:sz="6" w:space="2" w:color="00BFFF"/>
+        </w:pBdr>
+      </w:pPr>
+      <w:r>
+        <w:rPr>
+          <w:b/>
+          <w:color w:val="0099CC"/>
+          <w:sz w:val="32"/>
+        </w:rPr>
         <w:t xml:space="preserve">TERMS AND CONDITIONS</w:t>
       </w:r>
     </w:p>
@@ -2196,9 +3190,29 @@
     <w:bookmarkStart w:id="35" w:name="signature-block"/>
     <w:p>
       <w:pPr>
+        <w:pBdr>
+          <w:top w:val="single" w:sz="18" w:space="1" w:color="F5A623"/>
+          <w:bottom w:val="single" w:sz="6" w:space="1" w:color="0099CC"/>
+        </w:pBdr>
+        <w:spacing w:before="200" w:after="200"/>
+      </w:pPr>
+    </w:p>
+    <w:p>
+      <w:pPr>
         <w:pStyle w:val="Heading2"/>
-      </w:pPr>
-      <w:r>
+        <w:rPr>
+          <w:color w:val="0099CC"/>
+        </w:rPr>
+        <w:pBdr>
+          <w:bottom w:val="single" w:sz="6" w:space="2" w:color="00BFFF"/>
+        </w:pBdr>
+      </w:pPr>
+      <w:r>
+        <w:rPr>
+          <w:b/>
+          <w:color w:val="0099CC"/>
+          <w:sz w:val="32"/>
+        </w:rPr>
         <w:t xml:space="preserve">SIGNATURE BLOCK</w:t>
       </w:r>
     </w:p>
@@ -2206,8 +3220,16 @@
     <w:p>
       <w:pPr>
         <w:pStyle w:val="Heading3"/>
-      </w:pPr>
-      <w:r>
+        <w:rPr>
+          <w:color w:val="E08A00"/>
+        </w:rPr>
+      </w:pPr>
+      <w:r>
+        <w:rPr>
+          <w:b/>
+          <w:color w:val="E08A00"/>
+          <w:sz w:val="26"/>
+        </w:rPr>
         <w:t xml:space="preserve">Issued By (PECH Group Holdings Ltd)</w:t>
       </w:r>
     </w:p>
@@ -2217,6 +3239,14 @@
         <w:tblW w:type="auto" w:w="0"/>
         <w:tblLook w:firstRow="1" w:lastRow="0" w:firstColumn="0" w:lastColumn="0" w:noHBand="0" w:noVBand="0" w:val="0020"/>
         <w:jc w:val="start"/>
+        <w:tblBorders>
+          <w:top w:val="single" w:sz="4" w:space="0" w:color="B0D4E8"/>
+          <w:left w:val="single" w:sz="4" w:space="0" w:color="B0D4E8"/>
+          <w:bottom w:val="single" w:sz="4" w:space="0" w:color="B0D4E8"/>
+          <w:right w:val="single" w:sz="4" w:space="0" w:color="B0D4E8"/>
+          <w:insideH w:val="single" w:sz="4" w:space="0" w:color="B0D4E8"/>
+          <w:insideV w:val="single" w:sz="4" w:space="0" w:color="B0D4E8"/>
+        </w:tblBorders>
       </w:tblPr>
       <w:tblGrid>
         <w:gridCol w:w="3960"/>
@@ -2227,25 +3257,39 @@
           <w:tblHeader w:val="true"/>
         </w:trPr>
         <w:tc>
-          <w:tcPr/>
-          <w:p>
-            <w:pPr>
-              <w:pStyle w:val="Compact"/>
-              <w:jc w:val="left"/>
-            </w:pPr>
-            <w:r>
+          <w:tcPr>
+            <w:shd w:fill="0099CC" w:val="clear"/>
+          </w:tcPr>
+          <w:p>
+            <w:pPr>
+              <w:pStyle w:val="Compact"/>
+              <w:jc w:val="left"/>
+            </w:pPr>
+            <w:r>
+              <w:rPr>
+                <w:b/>
+                <w:color w:val="FFFFFF"/>
+                <w:sz w:val="20"/>
+              </w:rPr>
               <w:t xml:space="preserve">Field</w:t>
             </w:r>
           </w:p>
         </w:tc>
         <w:tc>
-          <w:tcPr/>
-          <w:p>
-            <w:pPr>
-              <w:pStyle w:val="Compact"/>
-              <w:jc w:val="left"/>
-            </w:pPr>
-            <w:r>
+          <w:tcPr>
+            <w:shd w:fill="0099CC" w:val="clear"/>
+          </w:tcPr>
+          <w:p>
+            <w:pPr>
+              <w:pStyle w:val="Compact"/>
+              <w:jc w:val="left"/>
+            </w:pPr>
+            <w:r>
+              <w:rPr>
+                <w:b/>
+                <w:color w:val="FFFFFF"/>
+                <w:sz w:val="20"/>
+              </w:rPr>
               <w:t xml:space="preserve">Details</w:t>
             </w:r>
           </w:p>
@@ -2253,25 +3297,37 @@
       </w:tr>
       <w:tr>
         <w:tc>
-          <w:tcPr/>
-          <w:p>
-            <w:pPr>
-              <w:pStyle w:val="Compact"/>
-              <w:jc w:val="left"/>
-            </w:pPr>
-            <w:r>
+          <w:tcPr>
+            <w:shd w:fill="FFFFFF" w:val="clear"/>
+          </w:tcPr>
+          <w:p>
+            <w:pPr>
+              <w:pStyle w:val="Compact"/>
+              <w:jc w:val="left"/>
+            </w:pPr>
+            <w:r>
+              <w:rPr>
+                <w:color w:val="1A1A1A"/>
+                <w:sz w:val="19"/>
+              </w:rPr>
               <w:t xml:space="preserve">Name</w:t>
             </w:r>
           </w:p>
         </w:tc>
         <w:tc>
-          <w:tcPr/>
-          <w:p>
-            <w:pPr>
-              <w:pStyle w:val="Compact"/>
-              <w:jc w:val="left"/>
-            </w:pPr>
-            <w:r>
+          <w:tcPr>
+            <w:shd w:fill="FFFFFF" w:val="clear"/>
+          </w:tcPr>
+          <w:p>
+            <w:pPr>
+              <w:pStyle w:val="Compact"/>
+              <w:jc w:val="left"/>
+            </w:pPr>
+            <w:r>
+              <w:rPr>
+                <w:color w:val="1A1A1A"/>
+                <w:sz w:val="19"/>
+              </w:rPr>
               <w:t xml:space="preserve">__________________________________________</w:t>
             </w:r>
           </w:p>
@@ -2279,25 +3335,37 @@
       </w:tr>
       <w:tr>
         <w:tc>
-          <w:tcPr/>
-          <w:p>
-            <w:pPr>
-              <w:pStyle w:val="Compact"/>
-              <w:jc w:val="left"/>
-            </w:pPr>
-            <w:r>
+          <w:tcPr>
+            <w:shd w:fill="E8F8FF" w:val="clear"/>
+          </w:tcPr>
+          <w:p>
+            <w:pPr>
+              <w:pStyle w:val="Compact"/>
+              <w:jc w:val="left"/>
+            </w:pPr>
+            <w:r>
+              <w:rPr>
+                <w:color w:val="1A1A1A"/>
+                <w:sz w:val="19"/>
+              </w:rPr>
               <w:t xml:space="preserve">Signature</w:t>
             </w:r>
           </w:p>
         </w:tc>
         <w:tc>
-          <w:tcPr/>
-          <w:p>
-            <w:pPr>
-              <w:pStyle w:val="Compact"/>
-              <w:jc w:val="left"/>
-            </w:pPr>
-            <w:r>
+          <w:tcPr>
+            <w:shd w:fill="E8F8FF" w:val="clear"/>
+          </w:tcPr>
+          <w:p>
+            <w:pPr>
+              <w:pStyle w:val="Compact"/>
+              <w:jc w:val="left"/>
+            </w:pPr>
+            <w:r>
+              <w:rPr>
+                <w:color w:val="1A1A1A"/>
+                <w:sz w:val="19"/>
+              </w:rPr>
               <w:t xml:space="preserve">__________________________________________</w:t>
             </w:r>
           </w:p>
@@ -2305,25 +3373,37 @@
       </w:tr>
       <w:tr>
         <w:tc>
-          <w:tcPr/>
-          <w:p>
-            <w:pPr>
-              <w:pStyle w:val="Compact"/>
-              <w:jc w:val="left"/>
-            </w:pPr>
-            <w:r>
+          <w:tcPr>
+            <w:shd w:fill="FFFFFF" w:val="clear"/>
+          </w:tcPr>
+          <w:p>
+            <w:pPr>
+              <w:pStyle w:val="Compact"/>
+              <w:jc w:val="left"/>
+            </w:pPr>
+            <w:r>
+              <w:rPr>
+                <w:color w:val="1A1A1A"/>
+                <w:sz w:val="19"/>
+              </w:rPr>
               <w:t xml:space="preserve">Date</w:t>
             </w:r>
           </w:p>
         </w:tc>
         <w:tc>
-          <w:tcPr/>
-          <w:p>
-            <w:pPr>
-              <w:pStyle w:val="Compact"/>
-              <w:jc w:val="left"/>
-            </w:pPr>
-            <w:r>
+          <w:tcPr>
+            <w:shd w:fill="FFFFFF" w:val="clear"/>
+          </w:tcPr>
+          <w:p>
+            <w:pPr>
+              <w:pStyle w:val="Compact"/>
+              <w:jc w:val="left"/>
+            </w:pPr>
+            <w:r>
+              <w:rPr>
+                <w:color w:val="1A1A1A"/>
+                <w:sz w:val="19"/>
+              </w:rPr>
               <w:t xml:space="preserve">__________________________________________</w:t>
             </w:r>
           </w:p>
@@ -2331,25 +3411,37 @@
       </w:tr>
       <w:tr>
         <w:tc>
-          <w:tcPr/>
-          <w:p>
-            <w:pPr>
-              <w:pStyle w:val="Compact"/>
-              <w:jc w:val="left"/>
-            </w:pPr>
-            <w:r>
+          <w:tcPr>
+            <w:shd w:fill="E8F8FF" w:val="clear"/>
+          </w:tcPr>
+          <w:p>
+            <w:pPr>
+              <w:pStyle w:val="Compact"/>
+              <w:jc w:val="left"/>
+            </w:pPr>
+            <w:r>
+              <w:rPr>
+                <w:color w:val="1A1A1A"/>
+                <w:sz w:val="19"/>
+              </w:rPr>
               <w:t xml:space="preserve">Designation</w:t>
             </w:r>
           </w:p>
         </w:tc>
         <w:tc>
-          <w:tcPr/>
-          <w:p>
-            <w:pPr>
-              <w:pStyle w:val="Compact"/>
-              <w:jc w:val="left"/>
-            </w:pPr>
-            <w:r>
+          <w:tcPr>
+            <w:shd w:fill="E8F8FF" w:val="clear"/>
+          </w:tcPr>
+          <w:p>
+            <w:pPr>
+              <w:pStyle w:val="Compact"/>
+              <w:jc w:val="left"/>
+            </w:pPr>
+            <w:r>
+              <w:rPr>
+                <w:color w:val="1A1A1A"/>
+                <w:sz w:val="19"/>
+              </w:rPr>
               <w:t xml:space="preserve">__________________________________________</w:t>
             </w:r>
           </w:p>
@@ -2361,8 +3453,16 @@
     <w:p>
       <w:pPr>
         <w:pStyle w:val="Heading3"/>
-      </w:pPr>
-      <w:r>
+        <w:rPr>
+          <w:color w:val="E08A00"/>
+        </w:rPr>
+      </w:pPr>
+      <w:r>
+        <w:rPr>
+          <w:b/>
+          <w:color w:val="E08A00"/>
+          <w:sz w:val="26"/>
+        </w:rPr>
         <w:t xml:space="preserve">Received By (Client)</w:t>
       </w:r>
     </w:p>
@@ -2372,6 +3472,14 @@
         <w:tblW w:type="auto" w:w="0"/>
         <w:tblLook w:firstRow="1" w:lastRow="0" w:firstColumn="0" w:lastColumn="0" w:noHBand="0" w:noVBand="0" w:val="0020"/>
         <w:jc w:val="start"/>
+        <w:tblBorders>
+          <w:top w:val="single" w:sz="4" w:space="0" w:color="B0D4E8"/>
+          <w:left w:val="single" w:sz="4" w:space="0" w:color="B0D4E8"/>
+          <w:bottom w:val="single" w:sz="4" w:space="0" w:color="B0D4E8"/>
+          <w:right w:val="single" w:sz="4" w:space="0" w:color="B0D4E8"/>
+          <w:insideH w:val="single" w:sz="4" w:space="0" w:color="B0D4E8"/>
+          <w:insideV w:val="single" w:sz="4" w:space="0" w:color="B0D4E8"/>
+        </w:tblBorders>
       </w:tblPr>
       <w:tblGrid>
         <w:gridCol w:w="3960"/>
@@ -2382,25 +3490,39 @@
           <w:tblHeader w:val="true"/>
         </w:trPr>
         <w:tc>
-          <w:tcPr/>
-          <w:p>
-            <w:pPr>
-              <w:pStyle w:val="Compact"/>
-              <w:jc w:val="left"/>
-            </w:pPr>
-            <w:r>
+          <w:tcPr>
+            <w:shd w:fill="0099CC" w:val="clear"/>
+          </w:tcPr>
+          <w:p>
+            <w:pPr>
+              <w:pStyle w:val="Compact"/>
+              <w:jc w:val="left"/>
+            </w:pPr>
+            <w:r>
+              <w:rPr>
+                <w:b/>
+                <w:color w:val="FFFFFF"/>
+                <w:sz w:val="20"/>
+              </w:rPr>
               <w:t xml:space="preserve">Field</w:t>
             </w:r>
           </w:p>
         </w:tc>
         <w:tc>
-          <w:tcPr/>
-          <w:p>
-            <w:pPr>
-              <w:pStyle w:val="Compact"/>
-              <w:jc w:val="left"/>
-            </w:pPr>
-            <w:r>
+          <w:tcPr>
+            <w:shd w:fill="0099CC" w:val="clear"/>
+          </w:tcPr>
+          <w:p>
+            <w:pPr>
+              <w:pStyle w:val="Compact"/>
+              <w:jc w:val="left"/>
+            </w:pPr>
+            <w:r>
+              <w:rPr>
+                <w:b/>
+                <w:color w:val="FFFFFF"/>
+                <w:sz w:val="20"/>
+              </w:rPr>
               <w:t xml:space="preserve">Details</w:t>
             </w:r>
           </w:p>
@@ -2408,25 +3530,37 @@
       </w:tr>
       <w:tr>
         <w:tc>
-          <w:tcPr/>
-          <w:p>
-            <w:pPr>
-              <w:pStyle w:val="Compact"/>
-              <w:jc w:val="left"/>
-            </w:pPr>
-            <w:r>
+          <w:tcPr>
+            <w:shd w:fill="FFFFFF" w:val="clear"/>
+          </w:tcPr>
+          <w:p>
+            <w:pPr>
+              <w:pStyle w:val="Compact"/>
+              <w:jc w:val="left"/>
+            </w:pPr>
+            <w:r>
+              <w:rPr>
+                <w:color w:val="1A1A1A"/>
+                <w:sz w:val="19"/>
+              </w:rPr>
               <w:t xml:space="preserve">Name</w:t>
             </w:r>
           </w:p>
         </w:tc>
         <w:tc>
-          <w:tcPr/>
-          <w:p>
-            <w:pPr>
-              <w:pStyle w:val="Compact"/>
-              <w:jc w:val="left"/>
-            </w:pPr>
-            <w:r>
+          <w:tcPr>
+            <w:shd w:fill="FFFFFF" w:val="clear"/>
+          </w:tcPr>
+          <w:p>
+            <w:pPr>
+              <w:pStyle w:val="Compact"/>
+              <w:jc w:val="left"/>
+            </w:pPr>
+            <w:r>
+              <w:rPr>
+                <w:color w:val="1A1A1A"/>
+                <w:sz w:val="19"/>
+              </w:rPr>
               <w:t xml:space="preserve">__________________________________________</w:t>
             </w:r>
           </w:p>
@@ -2434,25 +3568,37 @@
       </w:tr>
       <w:tr>
         <w:tc>
-          <w:tcPr/>
-          <w:p>
-            <w:pPr>
-              <w:pStyle w:val="Compact"/>
-              <w:jc w:val="left"/>
-            </w:pPr>
-            <w:r>
+          <w:tcPr>
+            <w:shd w:fill="E8F8FF" w:val="clear"/>
+          </w:tcPr>
+          <w:p>
+            <w:pPr>
+              <w:pStyle w:val="Compact"/>
+              <w:jc w:val="left"/>
+            </w:pPr>
+            <w:r>
+              <w:rPr>
+                <w:color w:val="1A1A1A"/>
+                <w:sz w:val="19"/>
+              </w:rPr>
               <w:t xml:space="preserve">Signature</w:t>
             </w:r>
           </w:p>
         </w:tc>
         <w:tc>
-          <w:tcPr/>
-          <w:p>
-            <w:pPr>
-              <w:pStyle w:val="Compact"/>
-              <w:jc w:val="left"/>
-            </w:pPr>
-            <w:r>
+          <w:tcPr>
+            <w:shd w:fill="E8F8FF" w:val="clear"/>
+          </w:tcPr>
+          <w:p>
+            <w:pPr>
+              <w:pStyle w:val="Compact"/>
+              <w:jc w:val="left"/>
+            </w:pPr>
+            <w:r>
+              <w:rPr>
+                <w:color w:val="1A1A1A"/>
+                <w:sz w:val="19"/>
+              </w:rPr>
               <w:t xml:space="preserve">__________________________________________</w:t>
             </w:r>
           </w:p>
@@ -2460,25 +3606,37 @@
       </w:tr>
       <w:tr>
         <w:tc>
-          <w:tcPr/>
-          <w:p>
-            <w:pPr>
-              <w:pStyle w:val="Compact"/>
-              <w:jc w:val="left"/>
-            </w:pPr>
-            <w:r>
+          <w:tcPr>
+            <w:shd w:fill="FFFFFF" w:val="clear"/>
+          </w:tcPr>
+          <w:p>
+            <w:pPr>
+              <w:pStyle w:val="Compact"/>
+              <w:jc w:val="left"/>
+            </w:pPr>
+            <w:r>
+              <w:rPr>
+                <w:color w:val="1A1A1A"/>
+                <w:sz w:val="19"/>
+              </w:rPr>
               <w:t xml:space="preserve">Date</w:t>
             </w:r>
           </w:p>
         </w:tc>
         <w:tc>
-          <w:tcPr/>
-          <w:p>
-            <w:pPr>
-              <w:pStyle w:val="Compact"/>
-              <w:jc w:val="left"/>
-            </w:pPr>
-            <w:r>
+          <w:tcPr>
+            <w:shd w:fill="FFFFFF" w:val="clear"/>
+          </w:tcPr>
+          <w:p>
+            <w:pPr>
+              <w:pStyle w:val="Compact"/>
+              <w:jc w:val="left"/>
+            </w:pPr>
+            <w:r>
+              <w:rPr>
+                <w:color w:val="1A1A1A"/>
+                <w:sz w:val="19"/>
+              </w:rPr>
               <w:t xml:space="preserve">__________________________________________</w:t>
             </w:r>
           </w:p>
@@ -2486,25 +3644,37 @@
       </w:tr>
       <w:tr>
         <w:tc>
-          <w:tcPr/>
-          <w:p>
-            <w:pPr>
-              <w:pStyle w:val="Compact"/>
-              <w:jc w:val="left"/>
-            </w:pPr>
-            <w:r>
+          <w:tcPr>
+            <w:shd w:fill="E8F8FF" w:val="clear"/>
+          </w:tcPr>
+          <w:p>
+            <w:pPr>
+              <w:pStyle w:val="Compact"/>
+              <w:jc w:val="left"/>
+            </w:pPr>
+            <w:r>
+              <w:rPr>
+                <w:color w:val="1A1A1A"/>
+                <w:sz w:val="19"/>
+              </w:rPr>
               <w:t xml:space="preserve">Designation</w:t>
             </w:r>
           </w:p>
         </w:tc>
         <w:tc>
-          <w:tcPr/>
-          <w:p>
-            <w:pPr>
-              <w:pStyle w:val="Compact"/>
-              <w:jc w:val="left"/>
-            </w:pPr>
-            <w:r>
+          <w:tcPr>
+            <w:shd w:fill="E8F8FF" w:val="clear"/>
+          </w:tcPr>
+          <w:p>
+            <w:pPr>
+              <w:pStyle w:val="Compact"/>
+              <w:jc w:val="left"/>
+            </w:pPr>
+            <w:r>
+              <w:rPr>
+                <w:color w:val="1A1A1A"/>
+                <w:sz w:val="19"/>
+              </w:rPr>
               <w:t xml:space="preserve">__________________________________________</w:t>
             </w:r>
           </w:p>
@@ -2541,6 +3711,29 @@
         <w:right w:val="single" w:sz="18" w:space="24" w:color="E08A00"/>
       </w:pgBorders>
     </w:sectPr>
+    <w:p>
+      <w:pPr>
+        <w:pBdr>
+          <w:top w:val="single" w:sz="36" w:space="1" w:color="F5A623"/>
+          <w:bottom w:val="single" w:sz="12" w:space="0" w:color="00BFFF"/>
+        </w:pBdr>
+        <w:spacing w:before="300" w:after="0"/>
+      </w:pPr>
+    </w:p>
+    <w:p>
+      <w:pPr>
+        <w:jc w:val="center"/>
+        <w:spacing w:before="60" w:after="0"/>
+      </w:pPr>
+      <w:r>
+        <w:rPr>
+          <w:color w:val="0099CC"/>
+          <w:sz w:val="16"/>
+          <w:szCs w:val="16"/>
+        </w:rPr>
+        <w:t xml:space="preserve">PECH Group Holdings Ltd  |  Lagos, Nigeria  |  pechgroupholdings.tech</w:t>
+      </w:r>
+    </w:p>
   </w:body>
 </w:document>
 </file>

--- a/business_documents/PECH_SALES_INVOICE.docx
+++ b/business_documents/PECH_SALES_INVOICE.docx
@@ -58,71 +58,34 @@
         <w:spacing w:after="0"/>
       </w:pPr>
     </w:p>
-    <w:bookmarkStart w:id="36" w:name="pech-group-holdings-ltd"/>
-    <w:p>
-      <w:pPr>
-        <w:pStyle w:val="Heading1"/>
-        <w:rPr>
-          <w:color w:val="0099CC"/>
-        </w:rPr>
-        <w:pBdr>
-          <w:bottom w:val="single" w:sz="18" w:space="2" w:color="F5A623"/>
-        </w:pBdr>
+    <w:p>
+      <w:pPr>
+        <w:pStyle w:val="FirstParagraph"/>
       </w:pPr>
       <w:r>
-        <w:rPr>
-          <w:b/>
-          <w:color w:val="0099CC"/>
-          <w:sz w:val="44"/>
-        </w:rPr>
-        <w:t xml:space="preserve">PECH GROUP HOLDINGS LTD</w:t>
+        <w:t xml:space="preserve">🧾</w:t>
       </w:r>
     </w:p>
-    <w:bookmarkStart w:id="22" w:name="sales-invoice-tax-invoice"/>
-    <w:p>
-      <w:pPr>
-        <w:pBdr>
-          <w:top w:val="single" w:sz="18" w:space="1" w:color="F5A623"/>
-          <w:bottom w:val="single" w:sz="6" w:space="1" w:color="0099CC"/>
-        </w:pBdr>
-        <w:spacing w:before="200" w:after="200"/>
-      </w:pPr>
-    </w:p>
-    <w:p>
-      <w:pPr>
-        <w:pStyle w:val="Heading2"/>
-        <w:rPr>
-          <w:color w:val="0099CC"/>
-        </w:rPr>
-        <w:pBdr>
-          <w:bottom w:val="single" w:sz="6" w:space="2" w:color="00BFFF"/>
-        </w:pBdr>
+    <w:p>
+      <w:pPr>
+        <w:pStyle w:val="BodyText"/>
       </w:pPr>
       <w:r>
-        <w:rPr>
-          <w:b/>
-          <w:color w:val="0099CC"/>
-          <w:sz w:val="32"/>
-        </w:rPr>
         <w:t xml:space="preserve">SALES INVOICE (TAX INVOICE)</w:t>
       </w:r>
     </w:p>
-    <w:bookmarkStart w:id="21" w:name="confidential"/>
-    <w:p>
-      <w:pPr>
-        <w:pStyle w:val="Heading3"/>
-        <w:rPr>
-          <w:color w:val="E08A00"/>
-        </w:rPr>
+    <w:p>
+      <w:pPr>
+        <w:pStyle w:val="BodyText"/>
       </w:pPr>
       <w:r>
-        <w:rPr>
-          <w:b/>
-          <w:color w:val="E08A00"/>
-          <w:sz w:val="26"/>
-        </w:rPr>
-        <w:t xml:space="preserve">CONFIDENTIAL</w:t>
+        <w:t xml:space="preserve"> </w:t>
       </w:r>
+    </w:p>
+    <w:p>
+      <w:pPr>
+        <w:pStyle w:val="BodyText"/>
+      </w:pPr>
     </w:p>
     <w:p>
       <w:r>
@@ -131,105 +94,7 @@
         </w:pict>
       </w:r>
     </w:p>
-    <w:p>
-      <w:pPr>
-        <w:pStyle w:val="FirstParagraph"/>
-      </w:pPr>
-      <w:r>
-        <w:rPr>
-          <w:bCs/>
-          <w:b/>
-        </w:rPr>
-        <w:t xml:space="preserve">PECH Group Holdings Ltd</w:t>
-      </w:r>
-      <w:r>
-        <w:t xml:space="preserve"> </w:t>
-      </w:r>
-      <w:r>
-        <w:t xml:space="preserve">Lagos, Nigeria</w:t>
-      </w:r>
-      <w:r>
-        <w:t xml:space="preserve"> </w:t>
-      </w:r>
-      <w:r>
-        <w:t xml:space="preserve">Website:</w:t>
-      </w:r>
-      <w:r>
-        <w:t xml:space="preserve"> </w:t>
-      </w:r>
-      <w:hyperlink r:id="rId20">
-        <w:r>
-          <w:rPr>
-            <w:rStyle w:val="Hyperlink"/>
-          </w:rPr>
-          <w:t xml:space="preserve">pechgroupholdings.tech</w:t>
-        </w:r>
-      </w:hyperlink>
-    </w:p>
-    <w:p>
-      <w:pPr>
-        <w:pStyle w:val="BodyText"/>
-      </w:pPr>
-      <w:r>
-        <w:rPr>
-          <w:bCs/>
-          <w:b/>
-        </w:rPr>
-        <w:t xml:space="preserve">Document Reference:</w:t>
-      </w:r>
-      <w:r>
-        <w:t xml:space="preserve"> </w:t>
-      </w:r>
-      <w:r>
-        <w:t xml:space="preserve">SI-[YYYY]-[NNNN]</w:t>
-      </w:r>
-    </w:p>
-    <w:p>
-      <w:pPr>
-        <w:pStyle w:val="BodyText"/>
-      </w:pPr>
-      <w:r>
-        <w:rPr>
-          <w:bCs/>
-          <w:b/>
-        </w:rPr>
-        <w:t xml:space="preserve">CAC Registration No.:</w:t>
-      </w:r>
-      <w:r>
-        <w:t xml:space="preserve"> </w:t>
-      </w:r>
-      <w:r>
-        <w:t xml:space="preserve">__________________________________________</w:t>
-      </w:r>
-    </w:p>
-    <w:p>
-      <w:pPr>
-        <w:pStyle w:val="BodyText"/>
-      </w:pPr>
-      <w:r>
-        <w:rPr>
-          <w:bCs/>
-          <w:b/>
-        </w:rPr>
-        <w:t xml:space="preserve">Tax Identification Number (TIN):</w:t>
-      </w:r>
-      <w:r>
-        <w:t xml:space="preserve"> </w:t>
-      </w:r>
-      <w:r>
-        <w:t xml:space="preserve">__________________________________________</w:t>
-      </w:r>
-    </w:p>
-    <w:p>
-      <w:r>
-        <w:pict>
-          <v:rect style="width:0;height:1.5pt" o:hralign="center" o:hrstd="t" o:hr="t"/>
-        </w:pict>
-      </w:r>
-    </w:p>
-    <w:bookmarkEnd w:id="21"/>
-    <w:bookmarkEnd w:id="22"/>
-    <w:bookmarkStart w:id="23" w:name="seller-information"/>
+    <w:bookmarkStart w:id="20" w:name="seller-information"/>
     <w:p>
       <w:pPr>
         <w:pBdr>
@@ -594,8 +459,8 @@
         </w:pict>
       </w:r>
     </w:p>
-    <w:bookmarkEnd w:id="23"/>
-    <w:bookmarkStart w:id="24" w:name="buyer-client-information"/>
+    <w:bookmarkEnd w:id="20"/>
+    <w:bookmarkStart w:id="21" w:name="buyer-client-information"/>
     <w:p>
       <w:pPr>
         <w:pBdr>
@@ -960,8 +825,8 @@
         </w:pict>
       </w:r>
     </w:p>
-    <w:bookmarkEnd w:id="24"/>
-    <w:bookmarkStart w:id="25" w:name="invoice-details"/>
+    <w:bookmarkEnd w:id="21"/>
+    <w:bookmarkStart w:id="22" w:name="invoice-details"/>
     <w:p>
       <w:pPr>
         <w:pBdr>
@@ -1250,8 +1115,8 @@
         </w:pict>
       </w:r>
     </w:p>
-    <w:bookmarkEnd w:id="25"/>
-    <w:bookmarkStart w:id="26" w:name="items-services"/>
+    <w:bookmarkEnd w:id="22"/>
+    <w:bookmarkStart w:id="23" w:name="items-services"/>
     <w:p>
       <w:pPr>
         <w:pBdr>
@@ -2130,8 +1995,8 @@
         </w:pict>
       </w:r>
     </w:p>
-    <w:bookmarkEnd w:id="26"/>
-    <w:bookmarkStart w:id="27" w:name="summary"/>
+    <w:bookmarkEnd w:id="23"/>
+    <w:bookmarkStart w:id="24" w:name="summary"/>
     <w:p>
       <w:pPr>
         <w:pBdr>
@@ -2439,8 +2304,8 @@
         </w:pict>
       </w:r>
     </w:p>
-    <w:bookmarkEnd w:id="27"/>
-    <w:bookmarkStart w:id="28" w:name="payment-terms"/>
+    <w:bookmarkEnd w:id="24"/>
+    <w:bookmarkStart w:id="25" w:name="payment-terms"/>
     <w:p>
       <w:pPr>
         <w:pBdr>
@@ -2536,8 +2401,8 @@
         </w:pict>
       </w:r>
     </w:p>
-    <w:bookmarkEnd w:id="28"/>
-    <w:bookmarkStart w:id="31" w:name="bank-details"/>
+    <w:bookmarkEnd w:id="25"/>
+    <w:bookmarkStart w:id="28" w:name="bank-details"/>
     <w:p>
       <w:pPr>
         <w:pBdr>
@@ -2566,7 +2431,7 @@
         <w:t xml:space="preserve">BANK DETAILS</w:t>
       </w:r>
     </w:p>
-    <w:bookmarkStart w:id="29" w:name="naira-account-ngn"/>
+    <w:bookmarkStart w:id="26" w:name="naira-account-ngn"/>
     <w:p>
       <w:pPr>
         <w:pStyle w:val="Heading3"/>
@@ -2798,8 +2663,8 @@
         </w:tc>
       </w:tr>
     </w:tbl>
-    <w:bookmarkEnd w:id="29"/>
-    <w:bookmarkStart w:id="30" w:name="us-dollar-account-usd"/>
+    <w:bookmarkEnd w:id="26"/>
+    <w:bookmarkStart w:id="27" w:name="us-dollar-account-usd"/>
     <w:p>
       <w:pPr>
         <w:pStyle w:val="Heading3"/>
@@ -3076,9 +2941,9 @@
         </w:pict>
       </w:r>
     </w:p>
-    <w:bookmarkEnd w:id="30"/>
-    <w:bookmarkEnd w:id="31"/>
-    <w:bookmarkStart w:id="32" w:name="terms-and-conditions"/>
+    <w:bookmarkEnd w:id="27"/>
+    <w:bookmarkEnd w:id="28"/>
+    <w:bookmarkStart w:id="29" w:name="terms-and-conditions"/>
     <w:p>
       <w:pPr>
         <w:pBdr>
@@ -3186,8 +3051,8 @@
         </w:pict>
       </w:r>
     </w:p>
-    <w:bookmarkEnd w:id="32"/>
-    <w:bookmarkStart w:id="35" w:name="signature-block"/>
+    <w:bookmarkEnd w:id="29"/>
+    <w:bookmarkStart w:id="32" w:name="signature-block"/>
     <w:p>
       <w:pPr>
         <w:pBdr>
@@ -3216,7 +3081,7 @@
         <w:t xml:space="preserve">SIGNATURE BLOCK</w:t>
       </w:r>
     </w:p>
-    <w:bookmarkStart w:id="33" w:name="issued-by-pech-group-holdings-ltd"/>
+    <w:bookmarkStart w:id="30" w:name="issued-by-pech-group-holdings-ltd"/>
     <w:p>
       <w:pPr>
         <w:pStyle w:val="Heading3"/>
@@ -3448,8 +3313,8 @@
         </w:tc>
       </w:tr>
     </w:tbl>
-    <w:bookmarkEnd w:id="33"/>
-    <w:bookmarkStart w:id="34" w:name="received-by-client"/>
+    <w:bookmarkEnd w:id="30"/>
+    <w:bookmarkStart w:id="31" w:name="received-by-client"/>
     <w:p>
       <w:pPr>
         <w:pStyle w:val="Heading3"/>
@@ -3700,17 +3565,9 @@
         <w:t xml:space="preserve">This is an original tax invoice issued by PECH Group Holdings Ltd, Lagos, Nigeria. Please retain for your records and VAT filing purposes.</w:t>
       </w:r>
     </w:p>
-    <w:bookmarkEnd w:id="34"/>
-    <w:bookmarkEnd w:id="35"/>
-    <w:bookmarkEnd w:id="36"/>
-    <w:sectPr>
-      <w:pgBorders w:offsetFrom="page">
-        <w:top w:val="single" w:sz="18" w:space="24" w:color="00BFFF"/>
-        <w:left w:val="single" w:sz="18" w:space="24" w:color="0099CC"/>
-        <w:bottom w:val="single" w:sz="18" w:space="24" w:color="F5A623"/>
-        <w:right w:val="single" w:sz="18" w:space="24" w:color="E08A00"/>
-      </w:pgBorders>
-    </w:sectPr>
+    <w:bookmarkEnd w:id="31"/>
+    <w:bookmarkEnd w:id="32"/>
+    <w:sectPr/>
     <w:p>
       <w:pPr>
         <w:pBdr>
